--- a/rus/docx/19.content.docx
+++ b/rus/docx/19.content.docx
@@ -19,7 +19,7 @@
         <w:rPr>
           <w:lang w:val="ru_RU" w:bidi="ru_RU"/>
         </w:rPr>
-        <w:t>Resource: Заметки к учебнику - Вступления к книгам (Тиндейл)</w:t>
+        <w:t>Resource: Tyndale Open Study Notes</w:t>
       </w:r>
       <w:r>
         <w:rPr>
@@ -112,7 +112,7 @@
         <w:rPr>
           <w:lang w:val="ru_RU" w:bidi="ru_RU"/>
         </w:rPr>
-        <w:t>Заметки к учебнику - Вступления к книгам (Тиндейл)</w:t>
+        <w:t>Tyndale Open Study Notes</w:t>
       </w:r>
     </w:p>
     <w:p>

--- a/rus/docx/19.content.docx
+++ b/rus/docx/19.content.docx
@@ -19,7 +19,7 @@
         <w:rPr>
           <w:lang w:val="ru_RU" w:bidi="ru_RU"/>
         </w:rPr>
-        <w:t>Resource: Tyndale Open Study Notes</w:t>
+        <w:t>Resource: Aquifer Open Study Notes (Book Intros)</w:t>
       </w:r>
       <w:r>
         <w:rPr>
@@ -112,7 +112,7 @@
         <w:rPr>
           <w:lang w:val="ru_RU" w:bidi="ru_RU"/>
         </w:rPr>
-        <w:t>Tyndale Open Study Notes</w:t>
+        <w:t>Aquifer Open Study Notes (Book Intros)</w:t>
       </w:r>
     </w:p>
     <w:p>

--- a/rus/docx/19.content.docx
+++ b/rus/docx/19.content.docx
@@ -258,18 +258,12 @@
         </w:rPr>
         <w:t xml:space="preserve">Псалмы, как и всё Писание, вдохновлены и даны Богом (см. </w:t>
       </w:r>
-      <w:hyperlink r:id="rId13">
-        <w:r>
-          <w:rPr>
-            <w:lang w:val="ru_RU" w:bidi="ru_RU"/>
-          </w:rPr>
-          <w:rPr>
-            <w:color w:val="0000EE"/>
-            <w:u w:val="single"/>
-          </w:rPr>
-          <w:t>2Тим.3:16</w:t>
-        </w:r>
-      </w:hyperlink>
+      <w:r>
+        <w:rPr>
+          <w:lang w:val="ru_RU" w:bidi="ru_RU"/>
+        </w:rPr>
+        <w:t>2Тим.3:16</w:t>
+      </w:r>
       <w:r>
         <w:rPr>
           <w:lang w:val="ru_RU" w:bidi="ru_RU"/>
@@ -290,36 +284,24 @@
         </w:rPr>
         <w:t xml:space="preserve">Первые два псалма служат введением ко всей книге Псалтирь. </w:t>
       </w:r>
-      <w:hyperlink r:id="rId14">
-        <w:r>
-          <w:rPr>
-            <w:lang w:val="ru_RU" w:bidi="ru_RU"/>
-          </w:rPr>
-          <w:rPr>
-            <w:color w:val="0000EE"/>
-            <w:u w:val="single"/>
-          </w:rPr>
-          <w:t>Псалом 1</w:t>
-        </w:r>
-      </w:hyperlink>
+      <w:r>
+        <w:rPr>
+          <w:lang w:val="ru_RU" w:bidi="ru_RU"/>
+        </w:rPr>
+        <w:t>Псалом 1</w:t>
+      </w:r>
       <w:r>
         <w:rPr>
           <w:lang w:val="ru_RU" w:bidi="ru_RU"/>
         </w:rPr>
         <w:t xml:space="preserve"> описывает благочестивого человека, который находит радость в Боге, живёт по Божьему наставлению и не поддаётся влиянию злодеев. </w:t>
       </w:r>
-      <w:hyperlink r:id="rId14">
-        <w:r>
-          <w:rPr>
-            <w:lang w:val="ru_RU" w:bidi="ru_RU"/>
-          </w:rPr>
-          <w:rPr>
-            <w:color w:val="0000EE"/>
-            <w:u w:val="single"/>
-          </w:rPr>
-          <w:t>Псалом 1</w:t>
-        </w:r>
-      </w:hyperlink>
+      <w:r>
+        <w:rPr>
+          <w:lang w:val="ru_RU" w:bidi="ru_RU"/>
+        </w:rPr>
+        <w:t>Псалом 1</w:t>
+      </w:r>
       <w:r>
         <w:rPr>
           <w:lang w:val="ru_RU" w:bidi="ru_RU"/>
@@ -334,36 +316,24 @@
           <w:lang w:val="ru_RU" w:bidi="ru_RU"/>
         </w:rPr>
       </w:r>
-      <w:hyperlink r:id="rId15">
-        <w:r>
-          <w:rPr>
-            <w:lang w:val="ru_RU" w:bidi="ru_RU"/>
-          </w:rPr>
-          <w:rPr>
-            <w:color w:val="0000EE"/>
-            <w:u w:val="single"/>
-          </w:rPr>
-          <w:t>Псалом 2</w:t>
-        </w:r>
-      </w:hyperlink>
+      <w:r>
+        <w:rPr>
+          <w:lang w:val="ru_RU" w:bidi="ru_RU"/>
+        </w:rPr>
+        <w:t>Псалом 2</w:t>
+      </w:r>
       <w:r>
         <w:rPr>
           <w:lang w:val="ru_RU" w:bidi="ru_RU"/>
         </w:rPr>
         <w:t xml:space="preserve"> говорит о том, что народы и нечестивцы восстают против правления Бога. Бог судит непокорных и защищает благочестивых. </w:t>
       </w:r>
-      <w:hyperlink r:id="rId15">
-        <w:r>
-          <w:rPr>
-            <w:lang w:val="ru_RU" w:bidi="ru_RU"/>
-          </w:rPr>
-          <w:rPr>
-            <w:color w:val="0000EE"/>
-            <w:u w:val="single"/>
-          </w:rPr>
-          <w:t>Псалом 2</w:t>
-        </w:r>
-      </w:hyperlink>
+      <w:r>
+        <w:rPr>
+          <w:lang w:val="ru_RU" w:bidi="ru_RU"/>
+        </w:rPr>
+        <w:t>Псалом 2</w:t>
+      </w:r>
       <w:r>
         <w:rPr>
           <w:lang w:val="ru_RU" w:bidi="ru_RU"/>
@@ -431,72 +401,48 @@
         </w:rPr>
         <w:t xml:space="preserve">Редакторы поместили </w:t>
       </w:r>
-      <w:hyperlink r:id="rId14">
-        <w:r>
-          <w:rPr>
-            <w:lang w:val="ru_RU" w:bidi="ru_RU"/>
-          </w:rPr>
-          <w:rPr>
-            <w:color w:val="0000EE"/>
-            <w:u w:val="single"/>
-          </w:rPr>
-          <w:t>Псалом 1</w:t>
-        </w:r>
-      </w:hyperlink>
+      <w:r>
+        <w:rPr>
+          <w:lang w:val="ru_RU" w:bidi="ru_RU"/>
+        </w:rPr>
+        <w:t>Псалом 1</w:t>
+      </w:r>
       <w:r>
         <w:rPr>
           <w:lang w:val="ru_RU" w:bidi="ru_RU"/>
         </w:rPr>
         <w:t xml:space="preserve"> и </w:t>
       </w:r>
-      <w:hyperlink r:id="rId15">
-        <w:r>
-          <w:rPr>
-            <w:lang w:val="ru_RU" w:bidi="ru_RU"/>
-          </w:rPr>
-          <w:rPr>
-            <w:color w:val="0000EE"/>
-            <w:u w:val="single"/>
-          </w:rPr>
-          <w:t>Псалом 2</w:t>
-        </w:r>
-      </w:hyperlink>
+      <w:r>
+        <w:rPr>
+          <w:lang w:val="ru_RU" w:bidi="ru_RU"/>
+        </w:rPr>
+        <w:t>Псалом 2</w:t>
+      </w:r>
       <w:r>
         <w:rPr>
           <w:lang w:val="ru_RU" w:bidi="ru_RU"/>
         </w:rPr>
         <w:t xml:space="preserve"> в качестве введения ко всей книге Псалтирь. В обоих псалмах показаны идеализированные образы: в </w:t>
       </w:r>
-      <w:hyperlink r:id="rId14">
-        <w:r>
-          <w:rPr>
-            <w:lang w:val="ru_RU" w:bidi="ru_RU"/>
-          </w:rPr>
-          <w:rPr>
-            <w:color w:val="0000EE"/>
-            <w:u w:val="single"/>
-          </w:rPr>
-          <w:t>Псалме 1</w:t>
-        </w:r>
-      </w:hyperlink>
+      <w:r>
+        <w:rPr>
+          <w:lang w:val="ru_RU" w:bidi="ru_RU"/>
+        </w:rPr>
+        <w:t>Псалме 1</w:t>
+      </w:r>
       <w:r>
         <w:rPr>
           <w:lang w:val="ru_RU" w:bidi="ru_RU"/>
         </w:rPr>
         <w:t xml:space="preserve"> показан идеальный праведник, который живёт по наставлениям Бога; </w:t>
       </w:r>
-      <w:hyperlink r:id="rId15">
-        <w:r>
-          <w:rPr>
-            <w:lang w:val="ru_RU" w:bidi="ru_RU"/>
-          </w:rPr>
-          <w:rPr>
-            <w:color w:val="0000EE"/>
-            <w:u w:val="single"/>
-          </w:rPr>
-          <w:t>Псалом 2</w:t>
-        </w:r>
-      </w:hyperlink>
+      <w:r>
+        <w:rPr>
+          <w:lang w:val="ru_RU" w:bidi="ru_RU"/>
+        </w:rPr>
+        <w:t>Псалом 2</w:t>
+      </w:r>
       <w:r>
         <w:rPr>
           <w:lang w:val="ru_RU" w:bidi="ru_RU"/>
@@ -521,162 +467,108 @@
         </w:rPr>
         <w:t>Псалмы были собраны в группы. Редакторы организовали эти группы псалмов в пять сборников: Книга Первая (</w:t>
       </w:r>
-      <w:hyperlink r:id="rId16">
-        <w:r>
-          <w:rPr>
-            <w:lang w:val="ru_RU" w:bidi="ru_RU"/>
-          </w:rPr>
-          <w:rPr>
-            <w:color w:val="0000EE"/>
-            <w:u w:val="single"/>
-          </w:rPr>
-          <w:t>Пс.1–40</w:t>
-        </w:r>
-      </w:hyperlink>
+      <w:r>
+        <w:rPr>
+          <w:lang w:val="ru_RU" w:bidi="ru_RU"/>
+        </w:rPr>
+        <w:t>Пс.1–40</w:t>
+      </w:r>
       <w:r>
         <w:rPr>
           <w:lang w:val="ru_RU" w:bidi="ru_RU"/>
         </w:rPr>
         <w:t xml:space="preserve">, с доксологией в </w:t>
       </w:r>
-      <w:hyperlink r:id="rId17">
-        <w:r>
-          <w:rPr>
-            <w:lang w:val="ru_RU" w:bidi="ru_RU"/>
-          </w:rPr>
-          <w:rPr>
-            <w:color w:val="0000EE"/>
-            <w:u w:val="single"/>
-          </w:rPr>
-          <w:t>40:14</w:t>
-        </w:r>
-      </w:hyperlink>
+      <w:r>
+        <w:rPr>
+          <w:lang w:val="ru_RU" w:bidi="ru_RU"/>
+        </w:rPr>
+        <w:t>40:14</w:t>
+      </w:r>
       <w:r>
         <w:rPr>
           <w:lang w:val="ru_RU" w:bidi="ru_RU"/>
         </w:rPr>
         <w:t>), Книга Вторая (</w:t>
       </w:r>
-      <w:hyperlink r:id="rId18">
-        <w:r>
-          <w:rPr>
-            <w:lang w:val="ru_RU" w:bidi="ru_RU"/>
-          </w:rPr>
-          <w:rPr>
-            <w:color w:val="0000EE"/>
-            <w:u w:val="single"/>
-          </w:rPr>
-          <w:t>Пс.41–71</w:t>
-        </w:r>
-      </w:hyperlink>
+      <w:r>
+        <w:rPr>
+          <w:lang w:val="ru_RU" w:bidi="ru_RU"/>
+        </w:rPr>
+        <w:t>Пс.41–71</w:t>
+      </w:r>
       <w:r>
         <w:rPr>
           <w:lang w:val="ru_RU" w:bidi="ru_RU"/>
         </w:rPr>
         <w:t xml:space="preserve">, с доксологией в </w:t>
       </w:r>
-      <w:hyperlink r:id="rId19">
-        <w:r>
-          <w:rPr>
-            <w:lang w:val="ru_RU" w:bidi="ru_RU"/>
-          </w:rPr>
-          <w:rPr>
-            <w:color w:val="0000EE"/>
-            <w:u w:val="single"/>
-          </w:rPr>
-          <w:t>71:19</w:t>
-        </w:r>
-      </w:hyperlink>
+      <w:r>
+        <w:rPr>
+          <w:lang w:val="ru_RU" w:bidi="ru_RU"/>
+        </w:rPr>
+        <w:t>71:19</w:t>
+      </w:r>
       <w:r>
         <w:rPr>
           <w:lang w:val="ru_RU" w:bidi="ru_RU"/>
         </w:rPr>
         <w:t>), Книга Третья (</w:t>
       </w:r>
-      <w:hyperlink r:id="rId20">
-        <w:r>
-          <w:rPr>
-            <w:lang w:val="ru_RU" w:bidi="ru_RU"/>
-          </w:rPr>
-          <w:rPr>
-            <w:color w:val="0000EE"/>
-            <w:u w:val="single"/>
-          </w:rPr>
-          <w:t>Пс.72–88</w:t>
-        </w:r>
-      </w:hyperlink>
+      <w:r>
+        <w:rPr>
+          <w:lang w:val="ru_RU" w:bidi="ru_RU"/>
+        </w:rPr>
+        <w:t>Пс.72–88</w:t>
+      </w:r>
       <w:r>
         <w:rPr>
           <w:lang w:val="ru_RU" w:bidi="ru_RU"/>
         </w:rPr>
         <w:t xml:space="preserve">, с доксологией в </w:t>
       </w:r>
-      <w:hyperlink r:id="rId21">
-        <w:r>
-          <w:rPr>
-            <w:lang w:val="ru_RU" w:bidi="ru_RU"/>
-          </w:rPr>
-          <w:rPr>
-            <w:color w:val="0000EE"/>
-            <w:u w:val="single"/>
-          </w:rPr>
-          <w:t>88:53</w:t>
-        </w:r>
-      </w:hyperlink>
+      <w:r>
+        <w:rPr>
+          <w:lang w:val="ru_RU" w:bidi="ru_RU"/>
+        </w:rPr>
+        <w:t>88:53</w:t>
+      </w:r>
       <w:r>
         <w:rPr>
           <w:lang w:val="ru_RU" w:bidi="ru_RU"/>
         </w:rPr>
         <w:t>), Книга Четвёртая (</w:t>
       </w:r>
-      <w:hyperlink r:id="rId22">
-        <w:r>
-          <w:rPr>
-            <w:lang w:val="ru_RU" w:bidi="ru_RU"/>
-          </w:rPr>
-          <w:rPr>
-            <w:color w:val="0000EE"/>
-            <w:u w:val="single"/>
-          </w:rPr>
-          <w:t>Пс.89–105</w:t>
-        </w:r>
-      </w:hyperlink>
+      <w:r>
+        <w:rPr>
+          <w:lang w:val="ru_RU" w:bidi="ru_RU"/>
+        </w:rPr>
+        <w:t>Пс.89–105</w:t>
+      </w:r>
       <w:r>
         <w:rPr>
           <w:lang w:val="ru_RU" w:bidi="ru_RU"/>
         </w:rPr>
         <w:t xml:space="preserve">, с доксологией в </w:t>
       </w:r>
-      <w:hyperlink r:id="rId23">
-        <w:r>
-          <w:rPr>
-            <w:lang w:val="ru_RU" w:bidi="ru_RU"/>
-          </w:rPr>
-          <w:rPr>
-            <w:color w:val="0000EE"/>
-            <w:u w:val="single"/>
-          </w:rPr>
-          <w:t>105:48</w:t>
-        </w:r>
-      </w:hyperlink>
+      <w:r>
+        <w:rPr>
+          <w:lang w:val="ru_RU" w:bidi="ru_RU"/>
+        </w:rPr>
+        <w:t>105:48</w:t>
+      </w:r>
       <w:r>
         <w:rPr>
           <w:lang w:val="ru_RU" w:bidi="ru_RU"/>
         </w:rPr>
         <w:t>) и Книга Пятая (</w:t>
       </w:r>
-      <w:hyperlink r:id="rId24">
-        <w:r>
-          <w:rPr>
-            <w:lang w:val="ru_RU" w:bidi="ru_RU"/>
-          </w:rPr>
-          <w:rPr>
-            <w:color w:val="0000EE"/>
-            <w:u w:val="single"/>
-          </w:rPr>
-          <w:t>Пс.106–150</w:t>
-        </w:r>
-      </w:hyperlink>
+      <w:r>
+        <w:rPr>
+          <w:lang w:val="ru_RU" w:bidi="ru_RU"/>
+        </w:rPr>
+        <w:t>Пс.106–150</w:t>
+      </w:r>
       <w:r>
         <w:rPr>
           <w:lang w:val="ru_RU" w:bidi="ru_RU"/>
@@ -701,162 +593,108 @@
         </w:rPr>
         <w:t>Книги Первая (</w:t>
       </w:r>
-      <w:hyperlink r:id="rId16">
-        <w:r>
-          <w:rPr>
-            <w:lang w:val="ru_RU" w:bidi="ru_RU"/>
-          </w:rPr>
-          <w:rPr>
-            <w:color w:val="0000EE"/>
-            <w:u w:val="single"/>
-          </w:rPr>
-          <w:t>Пс.1–40</w:t>
-        </w:r>
-      </w:hyperlink>
+      <w:r>
+        <w:rPr>
+          <w:lang w:val="ru_RU" w:bidi="ru_RU"/>
+        </w:rPr>
+        <w:t>Пс.1–40</w:t>
+      </w:r>
       <w:r>
         <w:rPr>
           <w:lang w:val="ru_RU" w:bidi="ru_RU"/>
         </w:rPr>
         <w:t>) и Вторая (</w:t>
       </w:r>
-      <w:hyperlink r:id="rId18">
-        <w:r>
-          <w:rPr>
-            <w:lang w:val="ru_RU" w:bidi="ru_RU"/>
-          </w:rPr>
-          <w:rPr>
-            <w:color w:val="0000EE"/>
-            <w:u w:val="single"/>
-          </w:rPr>
-          <w:t>Пс.41–71</w:t>
-        </w:r>
-      </w:hyperlink>
+      <w:r>
+        <w:rPr>
+          <w:lang w:val="ru_RU" w:bidi="ru_RU"/>
+        </w:rPr>
+        <w:t>Пс.41–71</w:t>
+      </w:r>
       <w:r>
         <w:rPr>
           <w:lang w:val="ru_RU" w:bidi="ru_RU"/>
         </w:rPr>
         <w:t>) являются первой редакторской правкой всей книги. Переход от Давида в Первой книге (</w:t>
       </w:r>
-      <w:hyperlink r:id="rId25">
-        <w:r>
-          <w:rPr>
-            <w:lang w:val="ru_RU" w:bidi="ru_RU"/>
-          </w:rPr>
-          <w:rPr>
-            <w:color w:val="0000EE"/>
-            <w:u w:val="single"/>
-          </w:rPr>
-          <w:t>Пс.3–31</w:t>
-        </w:r>
-      </w:hyperlink>
+      <w:r>
+        <w:rPr>
+          <w:lang w:val="ru_RU" w:bidi="ru_RU"/>
+        </w:rPr>
+        <w:t>Пс.3–31</w:t>
+      </w:r>
       <w:r>
         <w:rPr>
           <w:lang w:val="ru_RU" w:bidi="ru_RU"/>
         </w:rPr>
         <w:t xml:space="preserve">; </w:t>
       </w:r>
-      <w:hyperlink r:id="rId26">
-        <w:r>
-          <w:rPr>
-            <w:lang w:val="ru_RU" w:bidi="ru_RU"/>
-          </w:rPr>
-          <w:rPr>
-            <w:color w:val="0000EE"/>
-            <w:u w:val="single"/>
-          </w:rPr>
-          <w:t>33–40</w:t>
-        </w:r>
-      </w:hyperlink>
+      <w:r>
+        <w:rPr>
+          <w:lang w:val="ru_RU" w:bidi="ru_RU"/>
+        </w:rPr>
+        <w:t>33–40</w:t>
+      </w:r>
       <w:r>
         <w:rPr>
           <w:lang w:val="ru_RU" w:bidi="ru_RU"/>
         </w:rPr>
         <w:t xml:space="preserve">) к сборникам псалмов различных авторов во Второй книге (потомки Корея, </w:t>
       </w:r>
-      <w:hyperlink r:id="rId27">
-        <w:r>
-          <w:rPr>
-            <w:lang w:val="ru_RU" w:bidi="ru_RU"/>
-          </w:rPr>
-          <w:rPr>
-            <w:color w:val="0000EE"/>
-            <w:u w:val="single"/>
-          </w:rPr>
-          <w:t>Пс.41–48</w:t>
-        </w:r>
-      </w:hyperlink>
+      <w:r>
+        <w:rPr>
+          <w:lang w:val="ru_RU" w:bidi="ru_RU"/>
+        </w:rPr>
+        <w:t>Пс.41–48</w:t>
+      </w:r>
       <w:r>
         <w:rPr>
           <w:lang w:val="ru_RU" w:bidi="ru_RU"/>
         </w:rPr>
         <w:t xml:space="preserve">; Асаф, </w:t>
       </w:r>
-      <w:hyperlink r:id="rId28">
-        <w:r>
-          <w:rPr>
-            <w:lang w:val="ru_RU" w:bidi="ru_RU"/>
-          </w:rPr>
-          <w:rPr>
-            <w:color w:val="0000EE"/>
-            <w:u w:val="single"/>
-          </w:rPr>
-          <w:t>Пс.49</w:t>
-        </w:r>
-      </w:hyperlink>
+      <w:r>
+        <w:rPr>
+          <w:lang w:val="ru_RU" w:bidi="ru_RU"/>
+        </w:rPr>
+        <w:t>Пс.49</w:t>
+      </w:r>
       <w:r>
         <w:rPr>
           <w:lang w:val="ru_RU" w:bidi="ru_RU"/>
         </w:rPr>
         <w:t xml:space="preserve">; Давид, </w:t>
       </w:r>
-      <w:hyperlink r:id="rId29">
-        <w:r>
-          <w:rPr>
-            <w:lang w:val="ru_RU" w:bidi="ru_RU"/>
-          </w:rPr>
-          <w:rPr>
-            <w:color w:val="0000EE"/>
-            <w:u w:val="single"/>
-          </w:rPr>
-          <w:t>Пс.50–654</w:t>
-        </w:r>
-      </w:hyperlink>
+      <w:r>
+        <w:rPr>
+          <w:lang w:val="ru_RU" w:bidi="ru_RU"/>
+        </w:rPr>
+        <w:t>Пс.50–654</w:t>
+      </w:r>
       <w:r>
         <w:rPr>
           <w:lang w:val="ru_RU" w:bidi="ru_RU"/>
         </w:rPr>
         <w:t xml:space="preserve">; </w:t>
       </w:r>
-      <w:hyperlink r:id="rId30">
-        <w:r>
-          <w:rPr>
-            <w:lang w:val="ru_RU" w:bidi="ru_RU"/>
-          </w:rPr>
-          <w:rPr>
-            <w:color w:val="0000EE"/>
-            <w:u w:val="single"/>
-          </w:rPr>
-          <w:t>67–69</w:t>
-        </w:r>
-      </w:hyperlink>
+      <w:r>
+        <w:rPr>
+          <w:lang w:val="ru_RU" w:bidi="ru_RU"/>
+        </w:rPr>
+        <w:t>67–69</w:t>
+      </w:r>
       <w:r>
         <w:rPr>
           <w:lang w:val="ru_RU" w:bidi="ru_RU"/>
         </w:rPr>
         <w:t xml:space="preserve">; Соломон, </w:t>
       </w:r>
-      <w:hyperlink r:id="rId31">
-        <w:r>
-          <w:rPr>
-            <w:lang w:val="ru_RU" w:bidi="ru_RU"/>
-          </w:rPr>
-          <w:rPr>
-            <w:color w:val="0000EE"/>
-            <w:u w:val="single"/>
-          </w:rPr>
-          <w:t>Пс.71</w:t>
-        </w:r>
-      </w:hyperlink>
+      <w:r>
+        <w:rPr>
+          <w:lang w:val="ru_RU" w:bidi="ru_RU"/>
+        </w:rPr>
+        <w:t>Пс.71</w:t>
+      </w:r>
       <w:r>
         <w:rPr>
           <w:lang w:val="ru_RU" w:bidi="ru_RU"/>
@@ -875,18 +713,12 @@
         </w:rPr>
         <w:t>» (</w:t>
       </w:r>
-      <w:hyperlink r:id="rId32">
-        <w:r>
-          <w:rPr>
-            <w:lang w:val="ru_RU" w:bidi="ru_RU"/>
-          </w:rPr>
-          <w:rPr>
-            <w:color w:val="0000EE"/>
-            <w:u w:val="single"/>
-          </w:rPr>
-          <w:t>71:20</w:t>
-        </w:r>
-      </w:hyperlink>
+      <w:r>
+        <w:rPr>
+          <w:lang w:val="ru_RU" w:bidi="ru_RU"/>
+        </w:rPr>
+        <w:t>71:20</w:t>
+      </w:r>
       <w:r>
         <w:rPr>
           <w:lang w:val="ru_RU" w:bidi="ru_RU"/>
@@ -911,18 +743,12 @@
         </w:rPr>
         <w:t>В Третьей книге (</w:t>
       </w:r>
-      <w:hyperlink r:id="rId20">
-        <w:r>
-          <w:rPr>
-            <w:lang w:val="ru_RU" w:bidi="ru_RU"/>
-          </w:rPr>
-          <w:rPr>
-            <w:color w:val="0000EE"/>
-            <w:u w:val="single"/>
-          </w:rPr>
-          <w:t>Пс.72–88</w:t>
-        </w:r>
-      </w:hyperlink>
+      <w:r>
+        <w:rPr>
+          <w:lang w:val="ru_RU" w:bidi="ru_RU"/>
+        </w:rPr>
+        <w:t>Пс.72–88</w:t>
+      </w:r>
       <w:r>
         <w:rPr>
           <w:lang w:val="ru_RU" w:bidi="ru_RU"/>
@@ -942,144 +768,96 @@
         </w:rPr>
         <w:t>по отношению к Богу (</w:t>
       </w:r>
-      <w:hyperlink r:id="rId33">
-        <w:r>
-          <w:rPr>
-            <w:lang w:val="ru_RU" w:bidi="ru_RU"/>
-          </w:rPr>
-          <w:rPr>
-            <w:color w:val="0000EE"/>
-            <w:u w:val="single"/>
-          </w:rPr>
-          <w:t>Пс.41–82</w:t>
-        </w:r>
-      </w:hyperlink>
+      <w:r>
+        <w:rPr>
+          <w:lang w:val="ru_RU" w:bidi="ru_RU"/>
+        </w:rPr>
+        <w:t>Пс.41–82</w:t>
+      </w:r>
       <w:r>
         <w:rPr>
           <w:lang w:val="ru_RU" w:bidi="ru_RU"/>
         </w:rPr>
         <w:t xml:space="preserve">), и при этом имеется разнообразие авторов (Асаф, </w:t>
       </w:r>
-      <w:hyperlink r:id="rId34">
-        <w:r>
-          <w:rPr>
-            <w:lang w:val="ru_RU" w:bidi="ru_RU"/>
-          </w:rPr>
-          <w:rPr>
-            <w:color w:val="0000EE"/>
-            <w:u w:val="single"/>
-          </w:rPr>
-          <w:t>Пс. 72–82</w:t>
-        </w:r>
-      </w:hyperlink>
+      <w:r>
+        <w:rPr>
+          <w:lang w:val="ru_RU" w:bidi="ru_RU"/>
+        </w:rPr>
+        <w:t>Пс. 72–82</w:t>
+      </w:r>
       <w:r>
         <w:rPr>
           <w:lang w:val="ru_RU" w:bidi="ru_RU"/>
         </w:rPr>
         <w:t xml:space="preserve">; потомки Корея, </w:t>
       </w:r>
-      <w:hyperlink r:id="rId35">
-        <w:r>
-          <w:rPr>
-            <w:lang w:val="ru_RU" w:bidi="ru_RU"/>
-          </w:rPr>
-          <w:rPr>
-            <w:color w:val="0000EE"/>
-            <w:u w:val="single"/>
-          </w:rPr>
-          <w:t>Пс.83–84</w:t>
-        </w:r>
-      </w:hyperlink>
+      <w:r>
+        <w:rPr>
+          <w:lang w:val="ru_RU" w:bidi="ru_RU"/>
+        </w:rPr>
+        <w:t>Пс.83–84</w:t>
+      </w:r>
       <w:r>
         <w:rPr>
           <w:lang w:val="ru_RU" w:bidi="ru_RU"/>
         </w:rPr>
         <w:t xml:space="preserve">; </w:t>
       </w:r>
-      <w:hyperlink r:id="rId36">
-        <w:r>
-          <w:rPr>
-            <w:lang w:val="ru_RU" w:bidi="ru_RU"/>
-          </w:rPr>
-          <w:rPr>
-            <w:color w:val="0000EE"/>
-            <w:u w:val="single"/>
-          </w:rPr>
-          <w:t>86–87</w:t>
-        </w:r>
-      </w:hyperlink>
+      <w:r>
+        <w:rPr>
+          <w:lang w:val="ru_RU" w:bidi="ru_RU"/>
+        </w:rPr>
+        <w:t>86–87</w:t>
+      </w:r>
       <w:r>
         <w:rPr>
           <w:lang w:val="ru_RU" w:bidi="ru_RU"/>
         </w:rPr>
         <w:t xml:space="preserve">; Давид, </w:t>
       </w:r>
-      <w:hyperlink r:id="rId37">
-        <w:r>
-          <w:rPr>
-            <w:lang w:val="ru_RU" w:bidi="ru_RU"/>
-          </w:rPr>
-          <w:rPr>
-            <w:color w:val="0000EE"/>
-            <w:u w:val="single"/>
-          </w:rPr>
-          <w:t>Пс.85</w:t>
-        </w:r>
-      </w:hyperlink>
+      <w:r>
+        <w:rPr>
+          <w:lang w:val="ru_RU" w:bidi="ru_RU"/>
+        </w:rPr>
+        <w:t>Пс.85</w:t>
+      </w:r>
       <w:r>
         <w:rPr>
           <w:lang w:val="ru_RU" w:bidi="ru_RU"/>
         </w:rPr>
         <w:t xml:space="preserve">). </w:t>
       </w:r>
-      <w:hyperlink r:id="rId38">
-        <w:r>
-          <w:rPr>
-            <w:lang w:val="ru_RU" w:bidi="ru_RU"/>
-          </w:rPr>
-          <w:rPr>
-            <w:color w:val="0000EE"/>
-            <w:u w:val="single"/>
-          </w:rPr>
-          <w:t>Псалом 72</w:t>
-        </w:r>
-      </w:hyperlink>
+      <w:r>
+        <w:rPr>
+          <w:lang w:val="ru_RU" w:bidi="ru_RU"/>
+        </w:rPr>
+        <w:t>Псалом 72</w:t>
+      </w:r>
       <w:r>
         <w:rPr>
           <w:lang w:val="ru_RU" w:bidi="ru_RU"/>
         </w:rPr>
         <w:t>, открывающий Третью книгу, задаётся вопросом о справедливости и могуществе Бога, ставя под сомнение величественное видение мессианского царства, которое изложенно в заключительном псалме Второй книги (</w:t>
       </w:r>
-      <w:hyperlink r:id="rId31">
-        <w:r>
-          <w:rPr>
-            <w:lang w:val="ru_RU" w:bidi="ru_RU"/>
-          </w:rPr>
-          <w:rPr>
-            <w:color w:val="0000EE"/>
-            <w:u w:val="single"/>
-          </w:rPr>
-          <w:t>Пс.71</w:t>
-        </w:r>
-      </w:hyperlink>
+      <w:r>
+        <w:rPr>
+          <w:lang w:val="ru_RU" w:bidi="ru_RU"/>
+        </w:rPr>
+        <w:t>Пс.71</w:t>
+      </w:r>
       <w:r>
         <w:rPr>
           <w:lang w:val="ru_RU" w:bidi="ru_RU"/>
         </w:rPr>
         <w:t xml:space="preserve">). Подобное сомнение вновь возникает в </w:t>
       </w:r>
-      <w:hyperlink r:id="rId39">
-        <w:r>
-          <w:rPr>
-            <w:lang w:val="ru_RU" w:bidi="ru_RU"/>
-          </w:rPr>
-          <w:rPr>
-            <w:color w:val="0000EE"/>
-            <w:u w:val="single"/>
-          </w:rPr>
-          <w:t>Псалме 88</w:t>
-        </w:r>
-      </w:hyperlink>
+      <w:r>
+        <w:rPr>
+          <w:lang w:val="ru_RU" w:bidi="ru_RU"/>
+        </w:rPr>
+        <w:t>Псалме 88</w:t>
+      </w:r>
       <w:r>
         <w:rPr>
           <w:lang w:val="ru_RU" w:bidi="ru_RU"/>
@@ -1104,144 +882,96 @@
         </w:rPr>
         <w:t>Псалмы Четвёртой книги (</w:t>
       </w:r>
-      <w:hyperlink r:id="rId22">
-        <w:r>
-          <w:rPr>
-            <w:lang w:val="ru_RU" w:bidi="ru_RU"/>
-          </w:rPr>
-          <w:rPr>
-            <w:color w:val="0000EE"/>
-            <w:u w:val="single"/>
-          </w:rPr>
-          <w:t>Пс.89–105</w:t>
-        </w:r>
-      </w:hyperlink>
+      <w:r>
+        <w:rPr>
+          <w:lang w:val="ru_RU" w:bidi="ru_RU"/>
+        </w:rPr>
+        <w:t>Пс.89–105</w:t>
+      </w:r>
       <w:r>
         <w:rPr>
           <w:lang w:val="ru_RU" w:bidi="ru_RU"/>
         </w:rPr>
         <w:t xml:space="preserve">) посвящены вопросам, возникшим во времена изгнания, когда казалось, что завет Бога с Давидом был расторгнут (см. </w:t>
       </w:r>
-      <w:hyperlink r:id="rId39">
-        <w:r>
-          <w:rPr>
-            <w:lang w:val="ru_RU" w:bidi="ru_RU"/>
-          </w:rPr>
-          <w:rPr>
-            <w:color w:val="0000EE"/>
-            <w:u w:val="single"/>
-          </w:rPr>
-          <w:t>Пс.88</w:t>
-        </w:r>
-      </w:hyperlink>
+      <w:r>
+        <w:rPr>
+          <w:lang w:val="ru_RU" w:bidi="ru_RU"/>
+        </w:rPr>
+        <w:t>Пс.88</w:t>
+      </w:r>
       <w:r>
         <w:rPr>
           <w:lang w:val="ru_RU" w:bidi="ru_RU"/>
         </w:rPr>
         <w:t xml:space="preserve">). В ответ на эти сомнения несколько псалмов побуждают расти в личном благочестии (см. </w:t>
       </w:r>
-      <w:hyperlink r:id="rId40">
-        <w:r>
-          <w:rPr>
-            <w:lang w:val="ru_RU" w:bidi="ru_RU"/>
-          </w:rPr>
-          <w:rPr>
-            <w:color w:val="0000EE"/>
-            <w:u w:val="single"/>
-          </w:rPr>
-          <w:t>Пс.90–91</w:t>
-        </w:r>
-      </w:hyperlink>
+      <w:r>
+        <w:rPr>
+          <w:lang w:val="ru_RU" w:bidi="ru_RU"/>
+        </w:rPr>
+        <w:t>Пс.90–91</w:t>
+      </w:r>
       <w:r>
         <w:rPr>
           <w:lang w:val="ru_RU" w:bidi="ru_RU"/>
         </w:rPr>
         <w:t>). В большинстве псалмов этого сборника Бог предстаёт как истинный и верный Царь, чьё царство охватывает все части творения (</w:t>
       </w:r>
-      <w:hyperlink r:id="rId41">
-        <w:r>
-          <w:rPr>
-            <w:lang w:val="ru_RU" w:bidi="ru_RU"/>
-          </w:rPr>
-          <w:rPr>
-            <w:color w:val="0000EE"/>
-            <w:u w:val="single"/>
-          </w:rPr>
-          <w:t>Пс.92–99</w:t>
-        </w:r>
-      </w:hyperlink>
+      <w:r>
+        <w:rPr>
+          <w:lang w:val="ru_RU" w:bidi="ru_RU"/>
+        </w:rPr>
+        <w:t>Пс.92–99</w:t>
+      </w:r>
       <w:r>
         <w:rPr>
           <w:lang w:val="ru_RU" w:bidi="ru_RU"/>
         </w:rPr>
         <w:t>). Он по-прежнему любит Свой народ, стадо Своего пастбища (</w:t>
       </w:r>
-      <w:hyperlink r:id="rId42">
-        <w:r>
-          <w:rPr>
-            <w:lang w:val="ru_RU" w:bidi="ru_RU"/>
-          </w:rPr>
-          <w:rPr>
-            <w:color w:val="0000EE"/>
-            <w:u w:val="single"/>
-          </w:rPr>
-          <w:t>Пс.99</w:t>
-        </w:r>
-      </w:hyperlink>
+      <w:r>
+        <w:rPr>
+          <w:lang w:val="ru_RU" w:bidi="ru_RU"/>
+        </w:rPr>
+        <w:t>Пс.99</w:t>
+      </w:r>
       <w:r>
         <w:rPr>
           <w:lang w:val="ru_RU" w:bidi="ru_RU"/>
         </w:rPr>
         <w:t>), но они должны слушать Его (</w:t>
       </w:r>
-      <w:hyperlink r:id="rId43">
-        <w:r>
-          <w:rPr>
-            <w:lang w:val="ru_RU" w:bidi="ru_RU"/>
-          </w:rPr>
-          <w:rPr>
-            <w:color w:val="0000EE"/>
-            <w:u w:val="single"/>
-          </w:rPr>
-          <w:t>Пс.94</w:t>
-        </w:r>
-      </w:hyperlink>
+      <w:r>
+        <w:rPr>
+          <w:lang w:val="ru_RU" w:bidi="ru_RU"/>
+        </w:rPr>
+        <w:t>Пс.94</w:t>
+      </w:r>
       <w:r>
         <w:rPr>
           <w:lang w:val="ru_RU" w:bidi="ru_RU"/>
         </w:rPr>
         <w:t xml:space="preserve">; </w:t>
       </w:r>
-      <w:hyperlink r:id="rId42">
-        <w:r>
-          <w:rPr>
-            <w:lang w:val="ru_RU" w:bidi="ru_RU"/>
-          </w:rPr>
-          <w:rPr>
-            <w:color w:val="0000EE"/>
-            <w:u w:val="single"/>
-          </w:rPr>
-          <w:t>99</w:t>
-        </w:r>
-      </w:hyperlink>
+      <w:r>
+        <w:rPr>
+          <w:lang w:val="ru_RU" w:bidi="ru_RU"/>
+        </w:rPr>
+        <w:t>99</w:t>
+      </w:r>
       <w:r>
         <w:rPr>
           <w:lang w:val="ru_RU" w:bidi="ru_RU"/>
         </w:rPr>
         <w:t>). Бог является источником прощения, и Его сострадание уверяет изгнанный народ в том, что Он всё ещё заботится о них. Обзор истории искупления от сотворения мира до изгнания (</w:t>
       </w:r>
-      <w:hyperlink r:id="rId44">
-        <w:r>
-          <w:rPr>
-            <w:lang w:val="ru_RU" w:bidi="ru_RU"/>
-          </w:rPr>
-          <w:rPr>
-            <w:color w:val="0000EE"/>
-            <w:u w:val="single"/>
-          </w:rPr>
-          <w:t>Пс.103–105</w:t>
-        </w:r>
-      </w:hyperlink>
+      <w:r>
+        <w:rPr>
+          <w:lang w:val="ru_RU" w:bidi="ru_RU"/>
+        </w:rPr>
+        <w:t>Пс.103–105</w:t>
+      </w:r>
       <w:r>
         <w:rPr>
           <w:lang w:val="ru_RU" w:bidi="ru_RU"/>
@@ -1266,36 +996,24 @@
         </w:rPr>
         <w:t xml:space="preserve">Благословение из </w:t>
       </w:r>
-      <w:hyperlink r:id="rId23">
-        <w:r>
-          <w:rPr>
-            <w:lang w:val="ru_RU" w:bidi="ru_RU"/>
-          </w:rPr>
-          <w:rPr>
-            <w:color w:val="0000EE"/>
-            <w:u w:val="single"/>
-          </w:rPr>
-          <w:t>Псалма 105:48</w:t>
-        </w:r>
-      </w:hyperlink>
+      <w:r>
+        <w:rPr>
+          <w:lang w:val="ru_RU" w:bidi="ru_RU"/>
+        </w:rPr>
+        <w:t>Псалма 105:48</w:t>
+      </w:r>
       <w:r>
         <w:rPr>
           <w:lang w:val="ru_RU" w:bidi="ru_RU"/>
         </w:rPr>
         <w:t xml:space="preserve"> встречается в </w:t>
       </w:r>
-      <w:hyperlink r:id="rId45">
-        <w:r>
-          <w:rPr>
-            <w:lang w:val="ru_RU" w:bidi="ru_RU"/>
-          </w:rPr>
-          <w:rPr>
-            <w:color w:val="0000EE"/>
-            <w:u w:val="single"/>
-          </w:rPr>
-          <w:t>Первой книге Паралипоменон 16:36</w:t>
-        </w:r>
-      </w:hyperlink>
+      <w:r>
+        <w:rPr>
+          <w:lang w:val="ru_RU" w:bidi="ru_RU"/>
+        </w:rPr>
+        <w:t>Первой книге Паралипоменон 16:36</w:t>
+      </w:r>
       <w:r>
         <w:rPr>
           <w:lang w:val="ru_RU" w:bidi="ru_RU"/>
@@ -1320,18 +1038,12 @@
         </w:rPr>
         <w:t>Пятая книга (</w:t>
       </w:r>
-      <w:hyperlink r:id="rId24">
-        <w:r>
-          <w:rPr>
-            <w:lang w:val="ru_RU" w:bidi="ru_RU"/>
-          </w:rPr>
-          <w:rPr>
-            <w:color w:val="0000EE"/>
-            <w:u w:val="single"/>
-          </w:rPr>
-          <w:t>Пс.106–150</w:t>
-        </w:r>
-      </w:hyperlink>
+      <w:r>
+        <w:rPr>
+          <w:lang w:val="ru_RU" w:bidi="ru_RU"/>
+        </w:rPr>
+        <w:t>Пс.106–150</w:t>
+      </w:r>
       <w:r>
         <w:rPr>
           <w:lang w:val="ru_RU" w:bidi="ru_RU"/>
@@ -1351,18 +1063,12 @@
         </w:rPr>
         <w:t>(</w:t>
       </w:r>
-      <w:hyperlink r:id="rId46">
-        <w:r>
-          <w:rPr>
-            <w:lang w:val="ru_RU" w:bidi="ru_RU"/>
-          </w:rPr>
-          <w:rPr>
-            <w:color w:val="0000EE"/>
-            <w:u w:val="single"/>
-          </w:rPr>
-          <w:t>Пс.112–117</w:t>
-        </w:r>
-      </w:hyperlink>
+      <w:r>
+        <w:rPr>
+          <w:lang w:val="ru_RU" w:bidi="ru_RU"/>
+        </w:rPr>
+        <w:t>Пс.112–117</w:t>
+      </w:r>
       <w:r>
         <w:rPr>
           <w:lang w:val="ru_RU" w:bidi="ru_RU"/>
@@ -1382,18 +1088,12 @@
         </w:rPr>
         <w:t xml:space="preserve"> (</w:t>
       </w:r>
-      <w:hyperlink r:id="rId47">
-        <w:r>
-          <w:rPr>
-            <w:lang w:val="ru_RU" w:bidi="ru_RU"/>
-          </w:rPr>
-          <w:rPr>
-            <w:color w:val="0000EE"/>
-            <w:u w:val="single"/>
-          </w:rPr>
-          <w:t>Пс.118</w:t>
-        </w:r>
-      </w:hyperlink>
+      <w:r>
+        <w:rPr>
+          <w:lang w:val="ru_RU" w:bidi="ru_RU"/>
+        </w:rPr>
+        <w:t>Пс.118</w:t>
+      </w:r>
       <w:r>
         <w:rPr>
           <w:lang w:val="ru_RU" w:bidi="ru_RU"/>
@@ -1413,18 +1113,12 @@
         </w:rPr>
         <w:t>(</w:t>
       </w:r>
-      <w:hyperlink r:id="rId48">
-        <w:r>
-          <w:rPr>
-            <w:lang w:val="ru_RU" w:bidi="ru_RU"/>
-          </w:rPr>
-          <w:rPr>
-            <w:color w:val="0000EE"/>
-            <w:u w:val="single"/>
-          </w:rPr>
-          <w:t>Пс.119–135</w:t>
-        </w:r>
-      </w:hyperlink>
+      <w:r>
+        <w:rPr>
+          <w:lang w:val="ru_RU" w:bidi="ru_RU"/>
+        </w:rPr>
+        <w:t>Пс.119–135</w:t>
+      </w:r>
       <w:r>
         <w:rPr>
           <w:lang w:val="ru_RU" w:bidi="ru_RU"/>
@@ -1444,198 +1138,132 @@
         </w:rPr>
         <w:t xml:space="preserve"> (</w:t>
       </w:r>
-      <w:hyperlink r:id="rId49">
-        <w:r>
-          <w:rPr>
-            <w:lang w:val="ru_RU" w:bidi="ru_RU"/>
-          </w:rPr>
-          <w:rPr>
-            <w:color w:val="0000EE"/>
-            <w:u w:val="single"/>
-          </w:rPr>
-          <w:t>Пс.119–133</w:t>
-        </w:r>
-      </w:hyperlink>
+      <w:r>
+        <w:rPr>
+          <w:lang w:val="ru_RU" w:bidi="ru_RU"/>
+        </w:rPr>
+        <w:t>Пс.119–133</w:t>
+      </w:r>
       <w:r>
         <w:rPr>
           <w:lang w:val="ru_RU" w:bidi="ru_RU"/>
         </w:rPr>
         <w:t>); восемь псалмов Давида (</w:t>
       </w:r>
-      <w:hyperlink r:id="rId50">
-        <w:r>
-          <w:rPr>
-            <w:lang w:val="ru_RU" w:bidi="ru_RU"/>
-          </w:rPr>
-          <w:rPr>
-            <w:color w:val="0000EE"/>
-            <w:u w:val="single"/>
-          </w:rPr>
-          <w:t>Пс.137–144</w:t>
-        </w:r>
-      </w:hyperlink>
+      <w:r>
+        <w:rPr>
+          <w:lang w:val="ru_RU" w:bidi="ru_RU"/>
+        </w:rPr>
+        <w:t>Пс.137–144</w:t>
+      </w:r>
       <w:r>
         <w:rPr>
           <w:lang w:val="ru_RU" w:bidi="ru_RU"/>
         </w:rPr>
         <w:t>); шесть заключительных гимнов хвалы (</w:t>
       </w:r>
-      <w:hyperlink r:id="rId51">
-        <w:r>
-          <w:rPr>
-            <w:lang w:val="ru_RU" w:bidi="ru_RU"/>
-          </w:rPr>
-          <w:rPr>
-            <w:color w:val="0000EE"/>
-            <w:u w:val="single"/>
-          </w:rPr>
-          <w:t>Пс.145–150</w:t>
-        </w:r>
-      </w:hyperlink>
+      <w:r>
+        <w:rPr>
+          <w:lang w:val="ru_RU" w:bidi="ru_RU"/>
+        </w:rPr>
+        <w:t>Пс.145–150</w:t>
+      </w:r>
       <w:r>
         <w:rPr>
           <w:lang w:val="ru_RU" w:bidi="ru_RU"/>
         </w:rPr>
         <w:t>). В Пятой книге прослеживается тематическая последовательность: скорбь, плач и прошения, Божье спасение и хвала. Открывающий псалом (</w:t>
       </w:r>
-      <w:hyperlink r:id="rId52">
-        <w:r>
-          <w:rPr>
-            <w:lang w:val="ru_RU" w:bidi="ru_RU"/>
-          </w:rPr>
-          <w:rPr>
-            <w:color w:val="0000EE"/>
-            <w:u w:val="single"/>
-          </w:rPr>
-          <w:t>Пс.106</w:t>
-        </w:r>
-      </w:hyperlink>
+      <w:r>
+        <w:rPr>
+          <w:lang w:val="ru_RU" w:bidi="ru_RU"/>
+        </w:rPr>
+        <w:t>Пс.106</w:t>
+      </w:r>
       <w:r>
         <w:rPr>
           <w:lang w:val="ru_RU" w:bidi="ru_RU"/>
         </w:rPr>
         <w:t>) начинает эту последовательность, а его последний стих (</w:t>
       </w:r>
-      <w:hyperlink r:id="rId53">
-        <w:r>
-          <w:rPr>
-            <w:lang w:val="ru_RU" w:bidi="ru_RU"/>
-          </w:rPr>
-          <w:rPr>
-            <w:color w:val="0000EE"/>
-            <w:u w:val="single"/>
-          </w:rPr>
-          <w:t>106:43</w:t>
-        </w:r>
-      </w:hyperlink>
+      <w:r>
+        <w:rPr>
+          <w:lang w:val="ru_RU" w:bidi="ru_RU"/>
+        </w:rPr>
+        <w:t>106:43</w:t>
+      </w:r>
       <w:r>
         <w:rPr>
           <w:lang w:val="ru_RU" w:bidi="ru_RU"/>
         </w:rPr>
         <w:t xml:space="preserve">) подчёркивает важность мудрости для понимания путей Бога. </w:t>
       </w:r>
-      <w:hyperlink r:id="rId47">
-        <w:r>
-          <w:rPr>
-            <w:lang w:val="ru_RU" w:bidi="ru_RU"/>
-          </w:rPr>
-          <w:rPr>
-            <w:color w:val="0000EE"/>
-            <w:u w:val="single"/>
-          </w:rPr>
-          <w:t>Псалом 118</w:t>
-        </w:r>
-      </w:hyperlink>
+      <w:r>
+        <w:rPr>
+          <w:lang w:val="ru_RU" w:bidi="ru_RU"/>
+        </w:rPr>
+        <w:t>Псалом 118</w:t>
+      </w:r>
       <w:r>
         <w:rPr>
           <w:lang w:val="ru_RU" w:bidi="ru_RU"/>
         </w:rPr>
         <w:t>, самый длинный псалом, прославляет Божью мудрость и Его Слово. Псалмы, повествующие о том, как Господь на протяжении всей истории заботился об Израиле в пустыне (</w:t>
       </w:r>
-      <w:hyperlink r:id="rId54">
-        <w:r>
-          <w:rPr>
-            <w:lang w:val="ru_RU" w:bidi="ru_RU"/>
-          </w:rPr>
-          <w:rPr>
-            <w:color w:val="0000EE"/>
-            <w:u w:val="single"/>
-          </w:rPr>
-          <w:t>Пс. 113–117</w:t>
-        </w:r>
-      </w:hyperlink>
+      <w:r>
+        <w:rPr>
+          <w:lang w:val="ru_RU" w:bidi="ru_RU"/>
+        </w:rPr>
+        <w:t>Пс. 113–117</w:t>
+      </w:r>
       <w:r>
         <w:rPr>
           <w:lang w:val="ru_RU" w:bidi="ru_RU"/>
         </w:rPr>
         <w:t xml:space="preserve">; </w:t>
       </w:r>
-      <w:hyperlink r:id="rId55">
-        <w:r>
-          <w:rPr>
-            <w:lang w:val="ru_RU" w:bidi="ru_RU"/>
-          </w:rPr>
-          <w:rPr>
-            <w:color w:val="0000EE"/>
-            <w:u w:val="single"/>
-          </w:rPr>
-          <w:t>134–135</w:t>
-        </w:r>
-      </w:hyperlink>
+      <w:r>
+        <w:rPr>
+          <w:lang w:val="ru_RU" w:bidi="ru_RU"/>
+        </w:rPr>
+        <w:t>134–135</w:t>
+      </w:r>
       <w:r>
         <w:rPr>
           <w:lang w:val="ru_RU" w:bidi="ru_RU"/>
         </w:rPr>
         <w:t>), готовят Израиль времён изгнания и после изгнания к тому, чтобы по-новому прочесть последние молитвы Давида (</w:t>
       </w:r>
-      <w:hyperlink r:id="rId50">
-        <w:r>
-          <w:rPr>
-            <w:lang w:val="ru_RU" w:bidi="ru_RU"/>
-          </w:rPr>
-          <w:rPr>
-            <w:color w:val="0000EE"/>
-            <w:u w:val="single"/>
-          </w:rPr>
-          <w:t>Пс.137–144</w:t>
-        </w:r>
-      </w:hyperlink>
+      <w:r>
+        <w:rPr>
+          <w:lang w:val="ru_RU" w:bidi="ru_RU"/>
+        </w:rPr>
+        <w:t>Пс.137–144</w:t>
+      </w:r>
       <w:r>
         <w:rPr>
           <w:lang w:val="ru_RU" w:bidi="ru_RU"/>
         </w:rPr>
         <w:t>): Давид с нетерпением ожидал Божьего Царства (</w:t>
       </w:r>
-      <w:hyperlink r:id="rId56">
-        <w:r>
-          <w:rPr>
-            <w:lang w:val="ru_RU" w:bidi="ru_RU"/>
-          </w:rPr>
-          <w:rPr>
-            <w:color w:val="0000EE"/>
-            <w:u w:val="single"/>
-          </w:rPr>
-          <w:t>Пс.144</w:t>
-        </w:r>
-      </w:hyperlink>
+      <w:r>
+        <w:rPr>
+          <w:lang w:val="ru_RU" w:bidi="ru_RU"/>
+        </w:rPr>
+        <w:t>Пс.144</w:t>
+      </w:r>
       <w:r>
         <w:rPr>
           <w:lang w:val="ru_RU" w:bidi="ru_RU"/>
         </w:rPr>
         <w:t>). Псалмы хвалы подтверждают эту надежду (</w:t>
       </w:r>
-      <w:hyperlink r:id="rId51">
-        <w:r>
-          <w:rPr>
-            <w:lang w:val="ru_RU" w:bidi="ru_RU"/>
-          </w:rPr>
-          <w:rPr>
-            <w:color w:val="0000EE"/>
-            <w:u w:val="single"/>
-          </w:rPr>
-          <w:t>Пс.145–150</w:t>
-        </w:r>
-      </w:hyperlink>
+      <w:r>
+        <w:rPr>
+          <w:lang w:val="ru_RU" w:bidi="ru_RU"/>
+        </w:rPr>
+        <w:t>Пс.145–150</w:t>
+      </w:r>
       <w:r>
         <w:rPr>
           <w:lang w:val="ru_RU" w:bidi="ru_RU"/>
@@ -1660,36 +1288,24 @@
         </w:rPr>
         <w:t>Судя по всему, к уже существовавшим псалмам были сделаны дополнения. Этим объясняется, почему появились молитвы о восстановлении Сиона (</w:t>
       </w:r>
-      <w:hyperlink r:id="rId57">
-        <w:r>
-          <w:rPr>
-            <w:lang w:val="ru_RU" w:bidi="ru_RU"/>
-          </w:rPr>
-          <w:rPr>
-            <w:color w:val="0000EE"/>
-            <w:u w:val="single"/>
-          </w:rPr>
-          <w:t>51:20–21</w:t>
-        </w:r>
-      </w:hyperlink>
+      <w:r>
+        <w:rPr>
+          <w:lang w:val="ru_RU" w:bidi="ru_RU"/>
+        </w:rPr>
+        <w:t>51:20–21</w:t>
+      </w:r>
       <w:r>
         <w:rPr>
           <w:lang w:val="ru_RU" w:bidi="ru_RU"/>
         </w:rPr>
         <w:t>) и о Божьем благословении на Иерусалим (</w:t>
       </w:r>
-      <w:hyperlink r:id="rId58">
-        <w:r>
-          <w:rPr>
-            <w:lang w:val="ru_RU" w:bidi="ru_RU"/>
-          </w:rPr>
-          <w:rPr>
-            <w:color w:val="0000EE"/>
-            <w:u w:val="single"/>
-          </w:rPr>
-          <w:t>68:35–37</w:t>
-        </w:r>
-      </w:hyperlink>
+      <w:r>
+        <w:rPr>
+          <w:lang w:val="ru_RU" w:bidi="ru_RU"/>
+        </w:rPr>
+        <w:t>68:35–37</w:t>
+      </w:r>
       <w:r>
         <w:rPr>
           <w:lang w:val="ru_RU" w:bidi="ru_RU"/>
@@ -1714,108 +1330,72 @@
         </w:rPr>
         <w:t xml:space="preserve">Доступные рукописи свидетельствуют о некоторой гибкости в организации и заголовках псалмов. Как в еврейском тексте, так и в Септуагинте (переводе Ветхого Завета на древнегреческий язык) книга Псалтирь состоит из 150 псалмов, но с разным делением и нумерацией, а также с различиями в названиях псалмов. Греческий текст объединяет как </w:t>
       </w:r>
-      <w:hyperlink r:id="rId59">
-        <w:r>
-          <w:rPr>
-            <w:lang w:val="ru_RU" w:bidi="ru_RU"/>
-          </w:rPr>
-          <w:rPr>
-            <w:color w:val="0000EE"/>
-            <w:u w:val="single"/>
-          </w:rPr>
-          <w:t>Псалмы 9</w:t>
-        </w:r>
-      </w:hyperlink>
+      <w:r>
+        <w:rPr>
+          <w:lang w:val="ru_RU" w:bidi="ru_RU"/>
+        </w:rPr>
+        <w:t>Псалмы 9</w:t>
+      </w:r>
       <w:r>
         <w:rPr>
           <w:lang w:val="ru_RU" w:bidi="ru_RU"/>
         </w:rPr>
         <w:t xml:space="preserve"> и </w:t>
       </w:r>
-      <w:hyperlink r:id="rId60">
-        <w:r>
-          <w:rPr>
-            <w:lang w:val="ru_RU" w:bidi="ru_RU"/>
-          </w:rPr>
-          <w:rPr>
-            <w:color w:val="0000EE"/>
-            <w:u w:val="single"/>
-          </w:rPr>
-          <w:t>10</w:t>
-        </w:r>
-      </w:hyperlink>
+      <w:r>
+        <w:rPr>
+          <w:lang w:val="ru_RU" w:bidi="ru_RU"/>
+        </w:rPr>
+        <w:t>10</w:t>
+      </w:r>
       <w:r>
         <w:rPr>
           <w:lang w:val="ru_RU" w:bidi="ru_RU"/>
         </w:rPr>
         <w:t xml:space="preserve">, так и </w:t>
       </w:r>
-      <w:hyperlink r:id="rId61">
-        <w:r>
-          <w:rPr>
-            <w:lang w:val="ru_RU" w:bidi="ru_RU"/>
-          </w:rPr>
-          <w:rPr>
-            <w:color w:val="0000EE"/>
-            <w:u w:val="single"/>
-          </w:rPr>
-          <w:t>Псалмы 114</w:t>
-        </w:r>
-      </w:hyperlink>
+      <w:r>
+        <w:rPr>
+          <w:lang w:val="ru_RU" w:bidi="ru_RU"/>
+        </w:rPr>
+        <w:t>Псалмы 114</w:t>
+      </w:r>
       <w:r>
         <w:rPr>
           <w:lang w:val="ru_RU" w:bidi="ru_RU"/>
         </w:rPr>
         <w:t xml:space="preserve"> и </w:t>
       </w:r>
-      <w:hyperlink r:id="rId62">
-        <w:r>
-          <w:rPr>
-            <w:lang w:val="ru_RU" w:bidi="ru_RU"/>
-          </w:rPr>
-          <w:rPr>
-            <w:color w:val="0000EE"/>
-            <w:u w:val="single"/>
-          </w:rPr>
-          <w:t>115</w:t>
-        </w:r>
-      </w:hyperlink>
+      <w:r>
+        <w:rPr>
+          <w:lang w:val="ru_RU" w:bidi="ru_RU"/>
+        </w:rPr>
+        <w:t>115</w:t>
+      </w:r>
       <w:r>
         <w:rPr>
           <w:lang w:val="ru_RU" w:bidi="ru_RU"/>
         </w:rPr>
         <w:t xml:space="preserve"> в один псалом, но разделяет </w:t>
       </w:r>
-      <w:hyperlink r:id="rId63">
-        <w:r>
-          <w:rPr>
-            <w:lang w:val="ru_RU" w:bidi="ru_RU"/>
-          </w:rPr>
-          <w:rPr>
-            <w:color w:val="0000EE"/>
-            <w:u w:val="single"/>
-          </w:rPr>
-          <w:t>116</w:t>
-        </w:r>
-      </w:hyperlink>
+      <w:r>
+        <w:rPr>
+          <w:lang w:val="ru_RU" w:bidi="ru_RU"/>
+        </w:rPr>
+        <w:t>116</w:t>
+      </w:r>
       <w:r>
         <w:rPr>
           <w:lang w:val="ru_RU" w:bidi="ru_RU"/>
         </w:rPr>
         <w:t xml:space="preserve"> и </w:t>
       </w:r>
-      <w:hyperlink r:id="rId64">
-        <w:r>
-          <w:rPr>
-            <w:lang w:val="ru_RU" w:bidi="ru_RU"/>
-          </w:rPr>
-          <w:rPr>
-            <w:color w:val="0000EE"/>
-            <w:u w:val="single"/>
-          </w:rPr>
-          <w:t>147 псалмы</w:t>
-        </w:r>
-      </w:hyperlink>
+      <w:r>
+        <w:rPr>
+          <w:lang w:val="ru_RU" w:bidi="ru_RU"/>
+        </w:rPr>
+        <w:t>147 псалмы</w:t>
+      </w:r>
       <w:r>
         <w:rPr>
           <w:lang w:val="ru_RU" w:bidi="ru_RU"/>
@@ -1836,54 +1416,36 @@
         </w:rPr>
         <w:t xml:space="preserve">Ко времени жизни Иисуса псалмы были собранны в единую и хорошо известную книгу Псалтирь (см. </w:t>
       </w:r>
-      <w:hyperlink r:id="rId65">
-        <w:r>
-          <w:rPr>
-            <w:lang w:val="ru_RU" w:bidi="ru_RU"/>
-          </w:rPr>
-          <w:rPr>
-            <w:color w:val="0000EE"/>
-            <w:u w:val="single"/>
-          </w:rPr>
-          <w:t>Лк.20:42</w:t>
-        </w:r>
-      </w:hyperlink>
+      <w:r>
+        <w:rPr>
+          <w:lang w:val="ru_RU" w:bidi="ru_RU"/>
+        </w:rPr>
+        <w:t>Лк.20:42</w:t>
+      </w:r>
       <w:r>
         <w:rPr>
           <w:lang w:val="ru_RU" w:bidi="ru_RU"/>
         </w:rPr>
         <w:t xml:space="preserve">; </w:t>
       </w:r>
-      <w:hyperlink r:id="rId66">
-        <w:r>
-          <w:rPr>
-            <w:lang w:val="ru_RU" w:bidi="ru_RU"/>
-          </w:rPr>
-          <w:rPr>
-            <w:color w:val="0000EE"/>
-            <w:u w:val="single"/>
-          </w:rPr>
-          <w:t>Деян.1:20</w:t>
-        </w:r>
-      </w:hyperlink>
+      <w:r>
+        <w:rPr>
+          <w:lang w:val="ru_RU" w:bidi="ru_RU"/>
+        </w:rPr>
+        <w:t>Деян.1:20</w:t>
+      </w:r>
       <w:r>
         <w:rPr>
           <w:lang w:val="ru_RU" w:bidi="ru_RU"/>
         </w:rPr>
         <w:t xml:space="preserve">). Она входила в третий раздел еврейского канона, называемый Писаниями (см. </w:t>
       </w:r>
-      <w:hyperlink r:id="rId67">
-        <w:r>
-          <w:rPr>
-            <w:lang w:val="ru_RU" w:bidi="ru_RU"/>
-          </w:rPr>
-          <w:rPr>
-            <w:color w:val="0000EE"/>
-            <w:u w:val="single"/>
-          </w:rPr>
-          <w:t>Лк.24:44</w:t>
-        </w:r>
-      </w:hyperlink>
+      <w:r>
+        <w:rPr>
+          <w:lang w:val="ru_RU" w:bidi="ru_RU"/>
+        </w:rPr>
+        <w:t>Лк.24:44</w:t>
+      </w:r>
       <w:r>
         <w:rPr>
           <w:lang w:val="ru_RU" w:bidi="ru_RU"/>
@@ -1915,180 +1477,120 @@
         </w:rPr>
         <w:t>Многие псалмы связаны с Давидом, но не все. На самом деле, менее половины точно упоминают его как автора. Другие псалмы приписываются Асафу (</w:t>
       </w:r>
-      <w:hyperlink r:id="rId28">
-        <w:r>
-          <w:rPr>
-            <w:lang w:val="ru_RU" w:bidi="ru_RU"/>
-          </w:rPr>
-          <w:rPr>
-            <w:color w:val="0000EE"/>
-            <w:u w:val="single"/>
-          </w:rPr>
-          <w:t>Пс.50</w:t>
-        </w:r>
-      </w:hyperlink>
+      <w:r>
+        <w:rPr>
+          <w:lang w:val="ru_RU" w:bidi="ru_RU"/>
+        </w:rPr>
+        <w:t>Пс.50</w:t>
+      </w:r>
       <w:r>
         <w:rPr>
           <w:lang w:val="ru_RU" w:bidi="ru_RU"/>
         </w:rPr>
         <w:t xml:space="preserve">; </w:t>
       </w:r>
-      <w:hyperlink r:id="rId34">
-        <w:r>
-          <w:rPr>
-            <w:lang w:val="ru_RU" w:bidi="ru_RU"/>
-          </w:rPr>
-          <w:rPr>
-            <w:color w:val="0000EE"/>
-            <w:u w:val="single"/>
-          </w:rPr>
-          <w:t>73–83</w:t>
-        </w:r>
-      </w:hyperlink>
+      <w:r>
+        <w:rPr>
+          <w:lang w:val="ru_RU" w:bidi="ru_RU"/>
+        </w:rPr>
+        <w:t>73–83</w:t>
+      </w:r>
       <w:r>
         <w:rPr>
           <w:lang w:val="ru_RU" w:bidi="ru_RU"/>
         </w:rPr>
         <w:t>), потомкам Корея (</w:t>
       </w:r>
-      <w:hyperlink r:id="rId27">
-        <w:r>
-          <w:rPr>
-            <w:lang w:val="ru_RU" w:bidi="ru_RU"/>
-          </w:rPr>
-          <w:rPr>
-            <w:color w:val="0000EE"/>
-            <w:u w:val="single"/>
-          </w:rPr>
-          <w:t>Пс.42–49</w:t>
-        </w:r>
-      </w:hyperlink>
+      <w:r>
+        <w:rPr>
+          <w:lang w:val="ru_RU" w:bidi="ru_RU"/>
+        </w:rPr>
+        <w:t>Пс.42–49</w:t>
+      </w:r>
       <w:r>
         <w:rPr>
           <w:lang w:val="ru_RU" w:bidi="ru_RU"/>
         </w:rPr>
         <w:t xml:space="preserve">; </w:t>
       </w:r>
-      <w:hyperlink r:id="rId35">
-        <w:r>
-          <w:rPr>
-            <w:lang w:val="ru_RU" w:bidi="ru_RU"/>
-          </w:rPr>
-          <w:rPr>
-            <w:color w:val="0000EE"/>
-            <w:u w:val="single"/>
-          </w:rPr>
-          <w:t>84–85</w:t>
-        </w:r>
-      </w:hyperlink>
+      <w:r>
+        <w:rPr>
+          <w:lang w:val="ru_RU" w:bidi="ru_RU"/>
+        </w:rPr>
+        <w:t>84–85</w:t>
+      </w:r>
       <w:r>
         <w:rPr>
           <w:lang w:val="ru_RU" w:bidi="ru_RU"/>
         </w:rPr>
         <w:t xml:space="preserve">; </w:t>
       </w:r>
-      <w:hyperlink r:id="rId68">
-        <w:r>
-          <w:rPr>
-            <w:lang w:val="ru_RU" w:bidi="ru_RU"/>
-          </w:rPr>
-          <w:rPr>
-            <w:color w:val="0000EE"/>
-            <w:u w:val="single"/>
-          </w:rPr>
-          <w:t>87</w:t>
-        </w:r>
-      </w:hyperlink>
+      <w:r>
+        <w:rPr>
+          <w:lang w:val="ru_RU" w:bidi="ru_RU"/>
+        </w:rPr>
+        <w:t>87</w:t>
+      </w:r>
       <w:r>
         <w:rPr>
           <w:lang w:val="ru_RU" w:bidi="ru_RU"/>
         </w:rPr>
         <w:t>), Соломону (</w:t>
       </w:r>
-      <w:hyperlink r:id="rId31">
-        <w:r>
-          <w:rPr>
-            <w:lang w:val="ru_RU" w:bidi="ru_RU"/>
-          </w:rPr>
-          <w:rPr>
-            <w:color w:val="0000EE"/>
-            <w:u w:val="single"/>
-          </w:rPr>
-          <w:t>Пс.72</w:t>
-        </w:r>
-      </w:hyperlink>
+      <w:r>
+        <w:rPr>
+          <w:lang w:val="ru_RU" w:bidi="ru_RU"/>
+        </w:rPr>
+        <w:t>Пс.72</w:t>
+      </w:r>
       <w:r>
         <w:rPr>
           <w:lang w:val="ru_RU" w:bidi="ru_RU"/>
         </w:rPr>
         <w:t xml:space="preserve">; </w:t>
       </w:r>
-      <w:hyperlink r:id="rId69">
-        <w:r>
-          <w:rPr>
-            <w:lang w:val="ru_RU" w:bidi="ru_RU"/>
-          </w:rPr>
-          <w:rPr>
-            <w:color w:val="0000EE"/>
-            <w:u w:val="single"/>
-          </w:rPr>
-          <w:t>127</w:t>
-        </w:r>
-      </w:hyperlink>
+      <w:r>
+        <w:rPr>
+          <w:lang w:val="ru_RU" w:bidi="ru_RU"/>
+        </w:rPr>
+        <w:t>127</w:t>
+      </w:r>
       <w:r>
         <w:rPr>
           <w:lang w:val="ru_RU" w:bidi="ru_RU"/>
         </w:rPr>
         <w:t>), Еману (</w:t>
       </w:r>
-      <w:hyperlink r:id="rId70">
-        <w:r>
-          <w:rPr>
-            <w:lang w:val="ru_RU" w:bidi="ru_RU"/>
-          </w:rPr>
-          <w:rPr>
-            <w:color w:val="0000EE"/>
-            <w:u w:val="single"/>
-          </w:rPr>
-          <w:t>Пс.88</w:t>
-        </w:r>
-      </w:hyperlink>
+      <w:r>
+        <w:rPr>
+          <w:lang w:val="ru_RU" w:bidi="ru_RU"/>
+        </w:rPr>
+        <w:t>Пс.88</w:t>
+      </w:r>
       <w:r>
         <w:rPr>
           <w:lang w:val="ru_RU" w:bidi="ru_RU"/>
         </w:rPr>
         <w:t>), Ефаму (</w:t>
       </w:r>
-      <w:hyperlink r:id="rId39">
-        <w:r>
-          <w:rPr>
-            <w:lang w:val="ru_RU" w:bidi="ru_RU"/>
-          </w:rPr>
-          <w:rPr>
-            <w:color w:val="0000EE"/>
-            <w:u w:val="single"/>
-          </w:rPr>
-          <w:t>Пс.89</w:t>
-        </w:r>
-      </w:hyperlink>
+      <w:r>
+        <w:rPr>
+          <w:lang w:val="ru_RU" w:bidi="ru_RU"/>
+        </w:rPr>
+        <w:t>Пс.89</w:t>
+      </w:r>
       <w:r>
         <w:rPr>
           <w:lang w:val="ru_RU" w:bidi="ru_RU"/>
         </w:rPr>
         <w:t>) и Моисею (</w:t>
       </w:r>
-      <w:hyperlink r:id="rId71">
-        <w:r>
-          <w:rPr>
-            <w:lang w:val="ru_RU" w:bidi="ru_RU"/>
-          </w:rPr>
-          <w:rPr>
-            <w:color w:val="0000EE"/>
-            <w:u w:val="single"/>
-          </w:rPr>
-          <w:t>Пс.90</w:t>
-        </w:r>
-      </w:hyperlink>
+      <w:r>
+        <w:rPr>
+          <w:lang w:val="ru_RU" w:bidi="ru_RU"/>
+        </w:rPr>
+        <w:t>Пс.90</w:t>
+      </w:r>
       <w:r>
         <w:rPr>
           <w:lang w:val="ru_RU" w:bidi="ru_RU"/>
@@ -2115,54 +1617,36 @@
         </w:rPr>
         <w:t xml:space="preserve"> (</w:t>
       </w:r>
-      <w:hyperlink r:id="rId72">
-        <w:r>
-          <w:rPr>
-            <w:lang w:val="ru_RU" w:bidi="ru_RU"/>
-          </w:rPr>
-          <w:rPr>
-            <w:color w:val="0000EE"/>
-            <w:u w:val="single"/>
-          </w:rPr>
-          <w:t>Пс.38</w:t>
-        </w:r>
-      </w:hyperlink>
+      <w:r>
+        <w:rPr>
+          <w:lang w:val="ru_RU" w:bidi="ru_RU"/>
+        </w:rPr>
+        <w:t>Пс.38</w:t>
+      </w:r>
       <w:r>
         <w:rPr>
           <w:lang w:val="ru_RU" w:bidi="ru_RU"/>
         </w:rPr>
         <w:t xml:space="preserve">, </w:t>
       </w:r>
-      <w:hyperlink r:id="rId73">
-        <w:r>
-          <w:rPr>
-            <w:lang w:val="ru_RU" w:bidi="ru_RU"/>
-          </w:rPr>
-          <w:rPr>
-            <w:color w:val="0000EE"/>
-            <w:u w:val="single"/>
-          </w:rPr>
-          <w:t>61</w:t>
-        </w:r>
-      </w:hyperlink>
+      <w:r>
+        <w:rPr>
+          <w:lang w:val="ru_RU" w:bidi="ru_RU"/>
+        </w:rPr>
+        <w:t>61</w:t>
+      </w:r>
       <w:r>
         <w:rPr>
           <w:lang w:val="ru_RU" w:bidi="ru_RU"/>
         </w:rPr>
         <w:t xml:space="preserve">, </w:t>
       </w:r>
-      <w:hyperlink r:id="rId74">
-        <w:r>
-          <w:rPr>
-            <w:lang w:val="ru_RU" w:bidi="ru_RU"/>
-          </w:rPr>
-          <w:rPr>
-            <w:color w:val="0000EE"/>
-            <w:u w:val="single"/>
-          </w:rPr>
-          <w:t>76</w:t>
-        </w:r>
-      </w:hyperlink>
+      <w:r>
+        <w:rPr>
+          <w:lang w:val="ru_RU" w:bidi="ru_RU"/>
+        </w:rPr>
+        <w:t>76</w:t>
+      </w:r>
       <w:r>
         <w:rPr>
           <w:lang w:val="ru_RU" w:bidi="ru_RU"/>
@@ -2181,234 +1665,156 @@
         </w:rPr>
         <w:t xml:space="preserve"> (</w:t>
       </w:r>
-      <w:hyperlink r:id="rId75">
-        <w:r>
-          <w:rPr>
-            <w:lang w:val="ru_RU" w:bidi="ru_RU"/>
-          </w:rPr>
-          <w:rPr>
-            <w:color w:val="0000EE"/>
-            <w:u w:val="single"/>
-          </w:rPr>
-          <w:t>Пс.3</w:t>
-        </w:r>
-      </w:hyperlink>
+      <w:r>
+        <w:rPr>
+          <w:lang w:val="ru_RU" w:bidi="ru_RU"/>
+        </w:rPr>
+        <w:t>Пс.3</w:t>
+      </w:r>
       <w:r>
         <w:rPr>
           <w:lang w:val="ru_RU" w:bidi="ru_RU"/>
         </w:rPr>
         <w:t xml:space="preserve">, </w:t>
       </w:r>
-      <w:hyperlink r:id="rId76">
-        <w:r>
-          <w:rPr>
-            <w:lang w:val="ru_RU" w:bidi="ru_RU"/>
-          </w:rPr>
-          <w:rPr>
-            <w:color w:val="0000EE"/>
-            <w:u w:val="single"/>
-          </w:rPr>
-          <w:t>7</w:t>
-        </w:r>
-      </w:hyperlink>
+      <w:r>
+        <w:rPr>
+          <w:lang w:val="ru_RU" w:bidi="ru_RU"/>
+        </w:rPr>
+        <w:t>7</w:t>
+      </w:r>
       <w:r>
         <w:rPr>
           <w:lang w:val="ru_RU" w:bidi="ru_RU"/>
         </w:rPr>
         <w:t xml:space="preserve">, </w:t>
       </w:r>
-      <w:hyperlink r:id="rId77">
-        <w:r>
-          <w:rPr>
-            <w:lang w:val="ru_RU" w:bidi="ru_RU"/>
-          </w:rPr>
-          <w:rPr>
-            <w:color w:val="0000EE"/>
-            <w:u w:val="single"/>
-          </w:rPr>
-          <w:t>17</w:t>
-        </w:r>
-      </w:hyperlink>
+      <w:r>
+        <w:rPr>
+          <w:lang w:val="ru_RU" w:bidi="ru_RU"/>
+        </w:rPr>
+        <w:t>17</w:t>
+      </w:r>
       <w:r>
         <w:rPr>
           <w:lang w:val="ru_RU" w:bidi="ru_RU"/>
         </w:rPr>
         <w:t xml:space="preserve">, </w:t>
       </w:r>
-      <w:hyperlink r:id="rId78">
-        <w:r>
-          <w:rPr>
-            <w:lang w:val="ru_RU" w:bidi="ru_RU"/>
-          </w:rPr>
-          <w:rPr>
-            <w:color w:val="0000EE"/>
-            <w:u w:val="single"/>
-          </w:rPr>
-          <w:t>33</w:t>
-        </w:r>
-      </w:hyperlink>
+      <w:r>
+        <w:rPr>
+          <w:lang w:val="ru_RU" w:bidi="ru_RU"/>
+        </w:rPr>
+        <w:t>33</w:t>
+      </w:r>
       <w:r>
         <w:rPr>
           <w:lang w:val="ru_RU" w:bidi="ru_RU"/>
         </w:rPr>
         <w:t xml:space="preserve">, </w:t>
       </w:r>
-      <w:hyperlink r:id="rId79">
-        <w:r>
-          <w:rPr>
-            <w:lang w:val="ru_RU" w:bidi="ru_RU"/>
-          </w:rPr>
-          <w:rPr>
-            <w:color w:val="0000EE"/>
-            <w:u w:val="single"/>
-          </w:rPr>
-          <w:t>50</w:t>
-        </w:r>
-      </w:hyperlink>
+      <w:r>
+        <w:rPr>
+          <w:lang w:val="ru_RU" w:bidi="ru_RU"/>
+        </w:rPr>
+        <w:t>50</w:t>
+      </w:r>
       <w:r>
         <w:rPr>
           <w:lang w:val="ru_RU" w:bidi="ru_RU"/>
         </w:rPr>
         <w:t xml:space="preserve">, </w:t>
       </w:r>
-      <w:hyperlink r:id="rId80">
-        <w:r>
-          <w:rPr>
-            <w:lang w:val="ru_RU" w:bidi="ru_RU"/>
-          </w:rPr>
-          <w:rPr>
-            <w:color w:val="0000EE"/>
-            <w:u w:val="single"/>
-          </w:rPr>
-          <w:t>51</w:t>
-        </w:r>
-      </w:hyperlink>
+      <w:r>
+        <w:rPr>
+          <w:lang w:val="ru_RU" w:bidi="ru_RU"/>
+        </w:rPr>
+        <w:t>51</w:t>
+      </w:r>
       <w:r>
         <w:rPr>
           <w:lang w:val="ru_RU" w:bidi="ru_RU"/>
         </w:rPr>
         <w:t xml:space="preserve">, </w:t>
       </w:r>
-      <w:hyperlink r:id="rId81">
-        <w:r>
-          <w:rPr>
-            <w:lang w:val="ru_RU" w:bidi="ru_RU"/>
-          </w:rPr>
-          <w:rPr>
-            <w:color w:val="0000EE"/>
-            <w:u w:val="single"/>
-          </w:rPr>
-          <w:t>53</w:t>
-        </w:r>
-      </w:hyperlink>
+      <w:r>
+        <w:rPr>
+          <w:lang w:val="ru_RU" w:bidi="ru_RU"/>
+        </w:rPr>
+        <w:t>53</w:t>
+      </w:r>
       <w:r>
         <w:rPr>
           <w:lang w:val="ru_RU" w:bidi="ru_RU"/>
         </w:rPr>
         <w:t xml:space="preserve">, </w:t>
       </w:r>
-      <w:hyperlink r:id="rId82">
-        <w:r>
-          <w:rPr>
-            <w:lang w:val="ru_RU" w:bidi="ru_RU"/>
-          </w:rPr>
-          <w:rPr>
-            <w:color w:val="0000EE"/>
-            <w:u w:val="single"/>
-          </w:rPr>
-          <w:t>55</w:t>
-        </w:r>
-      </w:hyperlink>
+      <w:r>
+        <w:rPr>
+          <w:lang w:val="ru_RU" w:bidi="ru_RU"/>
+        </w:rPr>
+        <w:t>55</w:t>
+      </w:r>
       <w:r>
         <w:rPr>
           <w:lang w:val="ru_RU" w:bidi="ru_RU"/>
         </w:rPr>
         <w:t xml:space="preserve">, </w:t>
       </w:r>
-      <w:hyperlink r:id="rId83">
-        <w:r>
-          <w:rPr>
-            <w:lang w:val="ru_RU" w:bidi="ru_RU"/>
-          </w:rPr>
-          <w:rPr>
-            <w:color w:val="0000EE"/>
-            <w:u w:val="single"/>
-          </w:rPr>
-          <w:t>56</w:t>
-        </w:r>
-      </w:hyperlink>
+      <w:r>
+        <w:rPr>
+          <w:lang w:val="ru_RU" w:bidi="ru_RU"/>
+        </w:rPr>
+        <w:t>56</w:t>
+      </w:r>
       <w:r>
         <w:rPr>
           <w:lang w:val="ru_RU" w:bidi="ru_RU"/>
         </w:rPr>
         <w:t xml:space="preserve">, </w:t>
       </w:r>
-      <w:hyperlink r:id="rId84">
-        <w:r>
-          <w:rPr>
-            <w:lang w:val="ru_RU" w:bidi="ru_RU"/>
-          </w:rPr>
-          <w:rPr>
-            <w:color w:val="0000EE"/>
-            <w:u w:val="single"/>
-          </w:rPr>
-          <w:t>58</w:t>
-        </w:r>
-      </w:hyperlink>
+      <w:r>
+        <w:rPr>
+          <w:lang w:val="ru_RU" w:bidi="ru_RU"/>
+        </w:rPr>
+        <w:t>58</w:t>
+      </w:r>
       <w:r>
         <w:rPr>
           <w:lang w:val="ru_RU" w:bidi="ru_RU"/>
         </w:rPr>
         <w:t xml:space="preserve">, </w:t>
       </w:r>
-      <w:hyperlink r:id="rId85">
-        <w:r>
-          <w:rPr>
-            <w:lang w:val="ru_RU" w:bidi="ru_RU"/>
-          </w:rPr>
-          <w:rPr>
-            <w:color w:val="0000EE"/>
-            <w:u w:val="single"/>
-          </w:rPr>
-          <w:t>59</w:t>
-        </w:r>
-      </w:hyperlink>
+      <w:r>
+        <w:rPr>
+          <w:lang w:val="ru_RU" w:bidi="ru_RU"/>
+        </w:rPr>
+        <w:t>59</w:t>
+      </w:r>
       <w:r>
         <w:rPr>
           <w:lang w:val="ru_RU" w:bidi="ru_RU"/>
         </w:rPr>
         <w:t xml:space="preserve">, </w:t>
       </w:r>
-      <w:hyperlink r:id="rId86">
-        <w:r>
-          <w:rPr>
-            <w:lang w:val="ru_RU" w:bidi="ru_RU"/>
-          </w:rPr>
-          <w:rPr>
-            <w:color w:val="0000EE"/>
-            <w:u w:val="single"/>
-          </w:rPr>
-          <w:t>61</w:t>
-        </w:r>
-      </w:hyperlink>
+      <w:r>
+        <w:rPr>
+          <w:lang w:val="ru_RU" w:bidi="ru_RU"/>
+        </w:rPr>
+        <w:t>61</w:t>
+      </w:r>
       <w:r>
         <w:rPr>
           <w:lang w:val="ru_RU" w:bidi="ru_RU"/>
         </w:rPr>
         <w:t xml:space="preserve">, </w:t>
       </w:r>
-      <w:hyperlink r:id="rId87">
-        <w:r>
-          <w:rPr>
-            <w:lang w:val="ru_RU" w:bidi="ru_RU"/>
-          </w:rPr>
-          <w:rPr>
-            <w:color w:val="0000EE"/>
-            <w:u w:val="single"/>
-          </w:rPr>
-          <w:t>141</w:t>
-        </w:r>
-      </w:hyperlink>
+      <w:r>
+        <w:rPr>
+          <w:lang w:val="ru_RU" w:bidi="ru_RU"/>
+        </w:rPr>
+        <w:t>141</w:t>
+      </w:r>
       <w:r>
         <w:rPr>
           <w:lang w:val="ru_RU" w:bidi="ru_RU"/>
@@ -2427,18 +1833,12 @@
         </w:rPr>
         <w:t xml:space="preserve">заголовок в </w:t>
       </w:r>
-      <w:hyperlink r:id="rId79">
-        <w:r>
-          <w:rPr>
-            <w:lang w:val="ru_RU" w:bidi="ru_RU"/>
-          </w:rPr>
-          <w:rPr>
-            <w:color w:val="0000EE"/>
-            <w:u w:val="single"/>
-          </w:rPr>
-          <w:t>Псалме 50</w:t>
-        </w:r>
-      </w:hyperlink>
+      <w:r>
+        <w:rPr>
+          <w:lang w:val="ru_RU" w:bidi="ru_RU"/>
+        </w:rPr>
+        <w:t>Псалме 50</w:t>
+      </w:r>
       <w:r>
         <w:rPr>
           <w:lang w:val="ru_RU" w:bidi="ru_RU"/>
@@ -2469,54 +1869,36 @@
         </w:rPr>
         <w:t xml:space="preserve"> (см. </w:t>
       </w:r>
-      <w:hyperlink r:id="rId88">
-        <w:r>
-          <w:rPr>
-            <w:lang w:val="ru_RU" w:bidi="ru_RU"/>
-          </w:rPr>
-          <w:rPr>
-            <w:color w:val="0000EE"/>
-            <w:u w:val="single"/>
-          </w:rPr>
-          <w:t>Пс.5:8</w:t>
-        </w:r>
-      </w:hyperlink>
+      <w:r>
+        <w:rPr>
+          <w:lang w:val="ru_RU" w:bidi="ru_RU"/>
+        </w:rPr>
+        <w:t>Пс.5:8</w:t>
+      </w:r>
       <w:r>
         <w:rPr>
           <w:lang w:val="ru_RU" w:bidi="ru_RU"/>
         </w:rPr>
         <w:t xml:space="preserve">; </w:t>
       </w:r>
-      <w:hyperlink r:id="rId89">
-        <w:r>
-          <w:rPr>
-            <w:lang w:val="ru_RU" w:bidi="ru_RU"/>
-          </w:rPr>
-          <w:rPr>
-            <w:color w:val="0000EE"/>
-            <w:u w:val="single"/>
-          </w:rPr>
-          <w:t>121:заголовок</w:t>
-        </w:r>
-      </w:hyperlink>
+      <w:r>
+        <w:rPr>
+          <w:lang w:val="ru_RU" w:bidi="ru_RU"/>
+        </w:rPr>
+        <w:t>121:заголовок</w:t>
+      </w:r>
       <w:r>
         <w:rPr>
           <w:lang w:val="ru_RU" w:bidi="ru_RU"/>
         </w:rPr>
         <w:t xml:space="preserve">; </w:t>
       </w:r>
-      <w:hyperlink r:id="rId90">
-        <w:r>
-          <w:rPr>
-            <w:lang w:val="ru_RU" w:bidi="ru_RU"/>
-          </w:rPr>
-          <w:rPr>
-            <w:color w:val="0000EE"/>
-            <w:u w:val="single"/>
-          </w:rPr>
-          <w:t>137:2</w:t>
-        </w:r>
-      </w:hyperlink>
+      <w:r>
+        <w:rPr>
+          <w:lang w:val="ru_RU" w:bidi="ru_RU"/>
+        </w:rPr>
+        <w:t>137:2</w:t>
+      </w:r>
       <w:r>
         <w:rPr>
           <w:lang w:val="ru_RU" w:bidi="ru_RU"/>
@@ -2535,18 +1917,12 @@
         </w:rPr>
         <w:t xml:space="preserve">, заголовок </w:t>
       </w:r>
-      <w:hyperlink r:id="rId91">
-        <w:r>
-          <w:rPr>
-            <w:lang w:val="ru_RU" w:bidi="ru_RU"/>
-          </w:rPr>
-          <w:rPr>
-            <w:color w:val="0000EE"/>
-            <w:u w:val="single"/>
-          </w:rPr>
-          <w:t>Псалма 29</w:t>
-        </w:r>
-      </w:hyperlink>
+      <w:r>
+        <w:rPr>
+          <w:lang w:val="ru_RU" w:bidi="ru_RU"/>
+        </w:rPr>
+        <w:t>Псалма 29</w:t>
+      </w:r>
       <w:r>
         <w:rPr>
           <w:lang w:val="ru_RU" w:bidi="ru_RU"/>
@@ -2565,18 +1941,12 @@
         </w:rPr>
         <w:t xml:space="preserve"> </w:t>
       </w:r>
-      <w:hyperlink r:id="rId92">
-        <w:r>
-          <w:rPr>
-            <w:lang w:val="ru_RU" w:bidi="ru_RU"/>
-          </w:rPr>
-          <w:rPr>
-            <w:color w:val="0000EE"/>
-            <w:u w:val="single"/>
-          </w:rPr>
-          <w:t>Псалом 68</w:t>
-        </w:r>
-      </w:hyperlink>
+      <w:r>
+        <w:rPr>
+          <w:lang w:val="ru_RU" w:bidi="ru_RU"/>
+        </w:rPr>
+        <w:t>Псалом 68</w:t>
+      </w:r>
       <w:r>
         <w:rPr>
           <w:lang w:val="ru_RU" w:bidi="ru_RU"/>
@@ -2589,36 +1959,24 @@
         </w:rPr>
         <w:t xml:space="preserve"> (например, </w:t>
       </w:r>
-      <w:hyperlink r:id="rId93">
-        <w:r>
-          <w:rPr>
-            <w:lang w:val="ru_RU" w:bidi="ru_RU"/>
-          </w:rPr>
-          <w:rPr>
-            <w:color w:val="0000EE"/>
-            <w:u w:val="single"/>
-          </w:rPr>
-          <w:t>Пс.121</w:t>
-        </w:r>
-      </w:hyperlink>
+      <w:r>
+        <w:rPr>
+          <w:lang w:val="ru_RU" w:bidi="ru_RU"/>
+        </w:rPr>
+        <w:t>Пс.121</w:t>
+      </w:r>
       <w:r>
         <w:rPr>
           <w:lang w:val="ru_RU" w:bidi="ru_RU"/>
         </w:rPr>
         <w:t xml:space="preserve">, </w:t>
       </w:r>
-      <w:hyperlink r:id="rId94">
-        <w:r>
-          <w:rPr>
-            <w:lang w:val="ru_RU" w:bidi="ru_RU"/>
-          </w:rPr>
-          <w:rPr>
-            <w:color w:val="0000EE"/>
-            <w:u w:val="single"/>
-          </w:rPr>
-          <w:t>123</w:t>
-        </w:r>
-      </w:hyperlink>
+      <w:r>
+        <w:rPr>
+          <w:lang w:val="ru_RU" w:bidi="ru_RU"/>
+        </w:rPr>
+        <w:t>123</w:t>
+      </w:r>
       <w:r>
         <w:rPr>
           <w:lang w:val="ru_RU" w:bidi="ru_RU"/>
@@ -2675,36 +2033,24 @@
         </w:rPr>
         <w:t xml:space="preserve"> </w:t>
       </w:r>
-      <w:hyperlink r:id="rId65">
-        <w:r>
-          <w:rPr>
-            <w:lang w:val="ru_RU" w:bidi="ru_RU"/>
-          </w:rPr>
-          <w:rPr>
-            <w:color w:val="0000EE"/>
-            <w:u w:val="single"/>
-          </w:rPr>
-          <w:t>Лук.20:42</w:t>
-        </w:r>
-      </w:hyperlink>
+      <w:r>
+        <w:rPr>
+          <w:lang w:val="ru_RU" w:bidi="ru_RU"/>
+        </w:rPr>
+        <w:t>Лук.20:42</w:t>
+      </w:r>
       <w:r>
         <w:rPr>
           <w:lang w:val="ru_RU" w:bidi="ru_RU"/>
         </w:rPr>
         <w:t xml:space="preserve">; </w:t>
       </w:r>
-      <w:hyperlink r:id="rId67">
-        <w:r>
-          <w:rPr>
-            <w:lang w:val="ru_RU" w:bidi="ru_RU"/>
-          </w:rPr>
-          <w:rPr>
-            <w:color w:val="0000EE"/>
-            <w:u w:val="single"/>
-          </w:rPr>
-          <w:t>24:44</w:t>
-        </w:r>
-      </w:hyperlink>
+      <w:r>
+        <w:rPr>
+          <w:lang w:val="ru_RU" w:bidi="ru_RU"/>
+        </w:rPr>
+        <w:t>24:44</w:t>
+      </w:r>
       <w:r>
         <w:rPr>
           <w:lang w:val="ru_RU" w:bidi="ru_RU"/>
@@ -2717,18 +2063,12 @@
         </w:rPr>
         <w:t xml:space="preserve">, которое переводит древнееврейское mizmor, слово, часто встречающееся в названиях отдельных псалмов (например, см. </w:t>
       </w:r>
-      <w:hyperlink r:id="rId95">
-        <w:r>
-          <w:rPr>
-            <w:lang w:val="ru_RU" w:bidi="ru_RU"/>
-          </w:rPr>
-          <w:rPr>
-            <w:color w:val="0000EE"/>
-            <w:u w:val="single"/>
-          </w:rPr>
-          <w:t>Пс.3:1</w:t>
-        </w:r>
-      </w:hyperlink>
+      <w:r>
+        <w:rPr>
+          <w:lang w:val="ru_RU" w:bidi="ru_RU"/>
+        </w:rPr>
+        <w:t>Пс.3:1</w:t>
+      </w:r>
       <w:r>
         <w:rPr>
           <w:lang w:val="ru_RU" w:bidi="ru_RU"/>
@@ -2803,36 +2143,24 @@
         </w:rPr>
         <w:t xml:space="preserve">По именам Бога, которые в них используются: Яхве («Господь», </w:t>
       </w:r>
-      <w:hyperlink r:id="rId16">
-        <w:r>
-          <w:rPr>
-            <w:lang w:val="ru_RU" w:bidi="ru_RU"/>
-          </w:rPr>
-          <w:rPr>
-            <w:color w:val="0000EE"/>
-            <w:u w:val="single"/>
-          </w:rPr>
-          <w:t>Пс. 1–40</w:t>
-        </w:r>
-      </w:hyperlink>
+      <w:r>
+        <w:rPr>
+          <w:lang w:val="ru_RU" w:bidi="ru_RU"/>
+        </w:rPr>
+        <w:t>Пс. 1–40</w:t>
+      </w:r>
       <w:r>
         <w:rPr>
           <w:lang w:val="ru_RU" w:bidi="ru_RU"/>
         </w:rPr>
         <w:t xml:space="preserve">) и Элохим («Бог», </w:t>
       </w:r>
-      <w:hyperlink r:id="rId18">
-        <w:r>
-          <w:rPr>
-            <w:lang w:val="ru_RU" w:bidi="ru_RU"/>
-          </w:rPr>
-          <w:rPr>
-            <w:color w:val="0000EE"/>
-            <w:u w:val="single"/>
-          </w:rPr>
-          <w:t>Пс. 41–71</w:t>
-        </w:r>
-      </w:hyperlink>
+      <w:r>
+        <w:rPr>
+          <w:lang w:val="ru_RU" w:bidi="ru_RU"/>
+        </w:rPr>
+        <w:t>Пс. 41–71</w:t>
+      </w:r>
       <w:r>
         <w:rPr>
           <w:lang w:val="ru_RU" w:bidi="ru_RU"/>
@@ -2857,126 +2185,84 @@
         </w:rPr>
         <w:t>По именам в заголовках: Давид (</w:t>
       </w:r>
-      <w:hyperlink r:id="rId25">
-        <w:r>
-          <w:rPr>
-            <w:lang w:val="ru_RU" w:bidi="ru_RU"/>
-          </w:rPr>
-          <w:rPr>
-            <w:color w:val="0000EE"/>
-            <w:u w:val="single"/>
-          </w:rPr>
-          <w:t>Пс.3–31</w:t>
-        </w:r>
-      </w:hyperlink>
+      <w:r>
+        <w:rPr>
+          <w:lang w:val="ru_RU" w:bidi="ru_RU"/>
+        </w:rPr>
+        <w:t>Пс.3–31</w:t>
+      </w:r>
       <w:r>
         <w:rPr>
           <w:lang w:val="ru_RU" w:bidi="ru_RU"/>
         </w:rPr>
         <w:t xml:space="preserve">; </w:t>
       </w:r>
-      <w:hyperlink r:id="rId26">
-        <w:r>
-          <w:rPr>
-            <w:lang w:val="ru_RU" w:bidi="ru_RU"/>
-          </w:rPr>
-          <w:rPr>
-            <w:color w:val="0000EE"/>
-            <w:u w:val="single"/>
-          </w:rPr>
-          <w:t>33:1–40:14</w:t>
-        </w:r>
-      </w:hyperlink>
+      <w:r>
+        <w:rPr>
+          <w:lang w:val="ru_RU" w:bidi="ru_RU"/>
+        </w:rPr>
+        <w:t>33:1–40:14</w:t>
+      </w:r>
       <w:r>
         <w:rPr>
           <w:lang w:val="ru_RU" w:bidi="ru_RU"/>
         </w:rPr>
         <w:t xml:space="preserve"> и т.д.), потомки Корея (</w:t>
       </w:r>
-      <w:hyperlink r:id="rId27">
-        <w:r>
-          <w:rPr>
-            <w:lang w:val="ru_RU" w:bidi="ru_RU"/>
-          </w:rPr>
-          <w:rPr>
-            <w:color w:val="0000EE"/>
-            <w:u w:val="single"/>
-          </w:rPr>
-          <w:t>Пс.41–48</w:t>
-        </w:r>
-      </w:hyperlink>
+      <w:r>
+        <w:rPr>
+          <w:lang w:val="ru_RU" w:bidi="ru_RU"/>
+        </w:rPr>
+        <w:t>Пс.41–48</w:t>
+      </w:r>
       <w:r>
         <w:rPr>
           <w:lang w:val="ru_RU" w:bidi="ru_RU"/>
         </w:rPr>
         <w:t xml:space="preserve">; </w:t>
       </w:r>
-      <w:hyperlink r:id="rId35">
-        <w:r>
-          <w:rPr>
-            <w:lang w:val="ru_RU" w:bidi="ru_RU"/>
-          </w:rPr>
-          <w:rPr>
-            <w:color w:val="0000EE"/>
-            <w:u w:val="single"/>
-          </w:rPr>
-          <w:t>83:1–84:14</w:t>
-        </w:r>
-      </w:hyperlink>
+      <w:r>
+        <w:rPr>
+          <w:lang w:val="ru_RU" w:bidi="ru_RU"/>
+        </w:rPr>
+        <w:t>83:1–84:14</w:t>
+      </w:r>
       <w:r>
         <w:rPr>
           <w:lang w:val="ru_RU" w:bidi="ru_RU"/>
         </w:rPr>
         <w:t xml:space="preserve">; </w:t>
       </w:r>
-      <w:hyperlink r:id="rId36">
-        <w:r>
-          <w:rPr>
-            <w:lang w:val="ru_RU" w:bidi="ru_RU"/>
-          </w:rPr>
-          <w:rPr>
-            <w:color w:val="0000EE"/>
-            <w:u w:val="single"/>
-          </w:rPr>
-          <w:t>86:1–87:19</w:t>
-        </w:r>
-      </w:hyperlink>
+      <w:r>
+        <w:rPr>
+          <w:lang w:val="ru_RU" w:bidi="ru_RU"/>
+        </w:rPr>
+        <w:t>86:1–87:19</w:t>
+      </w:r>
       <w:r>
         <w:rPr>
           <w:lang w:val="ru_RU" w:bidi="ru_RU"/>
         </w:rPr>
         <w:t>), Асаф (</w:t>
       </w:r>
-      <w:hyperlink r:id="rId28">
-        <w:r>
-          <w:rPr>
-            <w:lang w:val="ru_RU" w:bidi="ru_RU"/>
-          </w:rPr>
-          <w:rPr>
-            <w:color w:val="0000EE"/>
-            <w:u w:val="single"/>
-          </w:rPr>
-          <w:t>Пс.49</w:t>
-        </w:r>
-      </w:hyperlink>
+      <w:r>
+        <w:rPr>
+          <w:lang w:val="ru_RU" w:bidi="ru_RU"/>
+        </w:rPr>
+        <w:t>Пс.49</w:t>
+      </w:r>
       <w:r>
         <w:rPr>
           <w:lang w:val="ru_RU" w:bidi="ru_RU"/>
         </w:rPr>
         <w:t xml:space="preserve">, </w:t>
       </w:r>
-      <w:hyperlink r:id="rId34">
-        <w:r>
-          <w:rPr>
-            <w:lang w:val="ru_RU" w:bidi="ru_RU"/>
-          </w:rPr>
-          <w:rPr>
-            <w:color w:val="0000EE"/>
-            <w:u w:val="single"/>
-          </w:rPr>
-          <w:t>72–82</w:t>
-        </w:r>
-      </w:hyperlink>
+      <w:r>
+        <w:rPr>
+          <w:lang w:val="ru_RU" w:bidi="ru_RU"/>
+        </w:rPr>
+        <w:t>72–82</w:t>
+      </w:r>
       <w:r>
         <w:rPr>
           <w:lang w:val="ru_RU" w:bidi="ru_RU"/>
@@ -3032,18 +2318,12 @@
         </w:rPr>
         <w:t xml:space="preserve"> (</w:t>
       </w:r>
-      <w:hyperlink r:id="rId49">
-        <w:r>
-          <w:rPr>
-            <w:lang w:val="ru_RU" w:bidi="ru_RU"/>
-          </w:rPr>
-          <w:rPr>
-            <w:color w:val="0000EE"/>
-            <w:u w:val="single"/>
-          </w:rPr>
-          <w:t>Пс.119–133</w:t>
-        </w:r>
-      </w:hyperlink>
+      <w:r>
+        <w:rPr>
+          <w:lang w:val="ru_RU" w:bidi="ru_RU"/>
+        </w:rPr>
+        <w:t>Пс.119–133</w:t>
+      </w:r>
       <w:r>
         <w:rPr>
           <w:lang w:val="ru_RU" w:bidi="ru_RU"/>
@@ -3063,36 +2343,24 @@
         </w:rPr>
         <w:t xml:space="preserve"> (</w:t>
       </w:r>
-      <w:hyperlink r:id="rId46">
-        <w:r>
-          <w:rPr>
-            <w:lang w:val="ru_RU" w:bidi="ru_RU"/>
-          </w:rPr>
-          <w:rPr>
-            <w:color w:val="0000EE"/>
-            <w:u w:val="single"/>
-          </w:rPr>
-          <w:t>Пс.112–117</w:t>
-        </w:r>
-      </w:hyperlink>
+      <w:r>
+        <w:rPr>
+          <w:lang w:val="ru_RU" w:bidi="ru_RU"/>
+        </w:rPr>
+        <w:t>Пс.112–117</w:t>
+      </w:r>
       <w:r>
         <w:rPr>
           <w:lang w:val="ru_RU" w:bidi="ru_RU"/>
         </w:rPr>
         <w:t>) и Аллилуйя-гимны (</w:t>
       </w:r>
-      <w:hyperlink r:id="rId51">
-        <w:r>
-          <w:rPr>
-            <w:lang w:val="ru_RU" w:bidi="ru_RU"/>
-          </w:rPr>
-          <w:rPr>
-            <w:color w:val="0000EE"/>
-            <w:u w:val="single"/>
-          </w:rPr>
-          <w:t>Пс.145–150</w:t>
-        </w:r>
-      </w:hyperlink>
+      <w:r>
+        <w:rPr>
+          <w:lang w:val="ru_RU" w:bidi="ru_RU"/>
+        </w:rPr>
+        <w:t>Пс.145–150</w:t>
+      </w:r>
       <w:r>
         <w:rPr>
           <w:lang w:val="ru_RU" w:bidi="ru_RU"/>
@@ -3117,36 +2385,24 @@
         </w:rPr>
         <w:t>По темам: например, царствование Бога (</w:t>
       </w:r>
-      <w:hyperlink r:id="rId41">
-        <w:r>
-          <w:rPr>
-            <w:lang w:val="ru_RU" w:bidi="ru_RU"/>
-          </w:rPr>
-          <w:rPr>
-            <w:color w:val="0000EE"/>
-            <w:u w:val="single"/>
-          </w:rPr>
-          <w:t>Пс.92–99</w:t>
-        </w:r>
-      </w:hyperlink>
+      <w:r>
+        <w:rPr>
+          <w:lang w:val="ru_RU" w:bidi="ru_RU"/>
+        </w:rPr>
+        <w:t>Пс.92–99</w:t>
+      </w:r>
       <w:r>
         <w:rPr>
           <w:lang w:val="ru_RU" w:bidi="ru_RU"/>
         </w:rPr>
         <w:t>), или сюжетная линия от сотворения до изгнания (</w:t>
       </w:r>
-      <w:hyperlink r:id="rId44">
-        <w:r>
-          <w:rPr>
-            <w:lang w:val="ru_RU" w:bidi="ru_RU"/>
-          </w:rPr>
-          <w:rPr>
-            <w:color w:val="0000EE"/>
-            <w:u w:val="single"/>
-          </w:rPr>
-          <w:t>Пс.103–105</w:t>
-        </w:r>
-      </w:hyperlink>
+      <w:r>
+        <w:rPr>
+          <w:lang w:val="ru_RU" w:bidi="ru_RU"/>
+        </w:rPr>
+        <w:t>Пс.103–105</w:t>
+      </w:r>
       <w:r>
         <w:rPr>
           <w:lang w:val="ru_RU" w:bidi="ru_RU"/>
@@ -3180,108 +2436,72 @@
         </w:rPr>
         <w:t xml:space="preserve"> </w:t>
       </w:r>
-      <w:hyperlink r:id="rId96">
-        <w:r>
-          <w:rPr>
-            <w:lang w:val="ru_RU" w:bidi="ru_RU"/>
-          </w:rPr>
-          <w:rPr>
-            <w:color w:val="0000EE"/>
-            <w:u w:val="single"/>
-          </w:rPr>
-          <w:t>Пс.31</w:t>
-        </w:r>
-      </w:hyperlink>
+      <w:r>
+        <w:rPr>
+          <w:lang w:val="ru_RU" w:bidi="ru_RU"/>
+        </w:rPr>
+        <w:t>Пс.31</w:t>
+      </w:r>
       <w:r>
         <w:rPr>
           <w:lang w:val="ru_RU" w:bidi="ru_RU"/>
         </w:rPr>
         <w:t xml:space="preserve">; </w:t>
       </w:r>
-      <w:hyperlink r:id="rId97">
-        <w:r>
-          <w:rPr>
-            <w:lang w:val="ru_RU" w:bidi="ru_RU"/>
-          </w:rPr>
-          <w:rPr>
-            <w:color w:val="0000EE"/>
-            <w:u w:val="single"/>
-          </w:rPr>
-          <w:t>41</w:t>
-        </w:r>
-      </w:hyperlink>
+      <w:r>
+        <w:rPr>
+          <w:lang w:val="ru_RU" w:bidi="ru_RU"/>
+        </w:rPr>
+        <w:t>41</w:t>
+      </w:r>
       <w:r>
         <w:rPr>
           <w:lang w:val="ru_RU" w:bidi="ru_RU"/>
         </w:rPr>
         <w:t xml:space="preserve">; </w:t>
       </w:r>
-      <w:hyperlink r:id="rId98">
-        <w:r>
-          <w:rPr>
-            <w:lang w:val="ru_RU" w:bidi="ru_RU"/>
-          </w:rPr>
-          <w:rPr>
-            <w:color w:val="0000EE"/>
-            <w:u w:val="single"/>
-          </w:rPr>
-          <w:t>43–44</w:t>
-        </w:r>
-      </w:hyperlink>
+      <w:r>
+        <w:rPr>
+          <w:lang w:val="ru_RU" w:bidi="ru_RU"/>
+        </w:rPr>
+        <w:t>43–44</w:t>
+      </w:r>
       <w:r>
         <w:rPr>
           <w:lang w:val="ru_RU" w:bidi="ru_RU"/>
         </w:rPr>
         <w:t xml:space="preserve">; </w:t>
       </w:r>
-      <w:hyperlink r:id="rId99">
-        <w:r>
-          <w:rPr>
-            <w:lang w:val="ru_RU" w:bidi="ru_RU"/>
-          </w:rPr>
-          <w:rPr>
-            <w:color w:val="0000EE"/>
-            <w:u w:val="single"/>
-          </w:rPr>
-          <w:t>51–54</w:t>
-        </w:r>
-      </w:hyperlink>
+      <w:r>
+        <w:rPr>
+          <w:lang w:val="ru_RU" w:bidi="ru_RU"/>
+        </w:rPr>
+        <w:t>51–54</w:t>
+      </w:r>
       <w:r>
         <w:rPr>
           <w:lang w:val="ru_RU" w:bidi="ru_RU"/>
         </w:rPr>
         <w:t xml:space="preserve">; </w:t>
       </w:r>
-      <w:hyperlink r:id="rId100">
-        <w:r>
-          <w:rPr>
-            <w:lang w:val="ru_RU" w:bidi="ru_RU"/>
-          </w:rPr>
-          <w:rPr>
-            <w:color w:val="0000EE"/>
-            <w:u w:val="single"/>
-          </w:rPr>
-          <w:t>73</w:t>
-        </w:r>
-      </w:hyperlink>
+      <w:r>
+        <w:rPr>
+          <w:lang w:val="ru_RU" w:bidi="ru_RU"/>
+        </w:rPr>
+        <w:t>73</w:t>
+      </w:r>
       <w:r>
         <w:rPr>
           <w:lang w:val="ru_RU" w:bidi="ru_RU"/>
         </w:rPr>
         <w:t xml:space="preserve">; </w:t>
       </w:r>
-      <w:hyperlink r:id="rId101">
-        <w:r>
-          <w:rPr>
-            <w:lang w:val="ru_RU" w:bidi="ru_RU"/>
-          </w:rPr>
-          <w:rPr>
-            <w:color w:val="0000EE"/>
-            <w:u w:val="single"/>
-          </w:rPr>
-          <w:t>87–88</w:t>
-        </w:r>
-      </w:hyperlink>
+      <w:r>
+        <w:rPr>
+          <w:lang w:val="ru_RU" w:bidi="ru_RU"/>
+        </w:rPr>
+        <w:t>87–88</w:t>
+      </w:r>
       <w:r>
         <w:rPr>
           <w:lang w:val="ru_RU" w:bidi="ru_RU"/>
@@ -3294,36 +2514,24 @@
         </w:rPr>
         <w:t xml:space="preserve">«миктам» («псалом» или «песнопение»: </w:t>
       </w:r>
-      <w:hyperlink r:id="rId102">
-        <w:r>
-          <w:rPr>
-            <w:lang w:val="ru_RU" w:bidi="ru_RU"/>
-          </w:rPr>
-          <w:rPr>
-            <w:color w:val="0000EE"/>
-            <w:u w:val="single"/>
-          </w:rPr>
-          <w:t>Пс.15</w:t>
-        </w:r>
-      </w:hyperlink>
+      <w:r>
+        <w:rPr>
+          <w:lang w:val="ru_RU" w:bidi="ru_RU"/>
+        </w:rPr>
+        <w:t>Пс.15</w:t>
+      </w:r>
       <w:r>
         <w:rPr>
           <w:lang w:val="ru_RU" w:bidi="ru_RU"/>
         </w:rPr>
         <w:t xml:space="preserve">; </w:t>
       </w:r>
-      <w:hyperlink r:id="rId103">
-        <w:r>
-          <w:rPr>
-            <w:lang w:val="ru_RU" w:bidi="ru_RU"/>
-          </w:rPr>
-          <w:rPr>
-            <w:color w:val="0000EE"/>
-            <w:u w:val="single"/>
-          </w:rPr>
-          <w:t>55–59</w:t>
-        </w:r>
-      </w:hyperlink>
+      <w:r>
+        <w:rPr>
+          <w:lang w:val="ru_RU" w:bidi="ru_RU"/>
+        </w:rPr>
+        <w:t>55–59</w:t>
+      </w:r>
       <w:r>
         <w:rPr>
           <w:lang w:val="ru_RU" w:bidi="ru_RU"/>
@@ -3336,36 +2544,24 @@
         </w:rPr>
         <w:t xml:space="preserve">«шир» («песнь»: </w:t>
       </w:r>
-      <w:hyperlink r:id="rId104">
-        <w:r>
-          <w:rPr>
-            <w:lang w:val="ru_RU" w:bidi="ru_RU"/>
-          </w:rPr>
-          <w:rPr>
-            <w:color w:val="0000EE"/>
-            <w:u w:val="single"/>
-          </w:rPr>
-          <w:t>Пс.44</w:t>
-        </w:r>
-      </w:hyperlink>
+      <w:r>
+        <w:rPr>
+          <w:lang w:val="ru_RU" w:bidi="ru_RU"/>
+        </w:rPr>
+        <w:t>Пс.44</w:t>
+      </w:r>
       <w:r>
         <w:rPr>
           <w:lang w:val="ru_RU" w:bidi="ru_RU"/>
         </w:rPr>
         <w:t xml:space="preserve">; </w:t>
       </w:r>
-      <w:hyperlink r:id="rId105">
-        <w:r>
-          <w:rPr>
-            <w:lang w:val="ru_RU" w:bidi="ru_RU"/>
-          </w:rPr>
-          <w:rPr>
-            <w:color w:val="0000EE"/>
-            <w:u w:val="single"/>
-          </w:rPr>
-          <w:t>119–134</w:t>
-        </w:r>
-      </w:hyperlink>
+      <w:r>
+        <w:rPr>
+          <w:lang w:val="ru_RU" w:bidi="ru_RU"/>
+        </w:rPr>
+        <w:t>119–134</w:t>
+      </w:r>
       <w:r>
         <w:rPr>
           <w:lang w:val="ru_RU" w:bidi="ru_RU"/>
@@ -3378,18 +2574,12 @@
         </w:rPr>
         <w:t xml:space="preserve">«шиггайон» («псалом», общий или музыкальный термин: </w:t>
       </w:r>
-      <w:hyperlink r:id="rId76">
-        <w:r>
-          <w:rPr>
-            <w:lang w:val="ru_RU" w:bidi="ru_RU"/>
-          </w:rPr>
-          <w:rPr>
-            <w:color w:val="0000EE"/>
-            <w:u w:val="single"/>
-          </w:rPr>
-          <w:t>Пс.7</w:t>
-        </w:r>
-      </w:hyperlink>
+      <w:r>
+        <w:rPr>
+          <w:lang w:val="ru_RU" w:bidi="ru_RU"/>
+        </w:rPr>
+        <w:t>Пс.7</w:t>
+      </w:r>
       <w:r>
         <w:rPr>
           <w:lang w:val="ru_RU" w:bidi="ru_RU"/>
@@ -3414,54 +2604,36 @@
         </w:rPr>
         <w:t xml:space="preserve"> («молитва»: </w:t>
       </w:r>
-      <w:hyperlink r:id="rId106">
-        <w:r>
-          <w:rPr>
-            <w:lang w:val="ru_RU" w:bidi="ru_RU"/>
-          </w:rPr>
-          <w:rPr>
-            <w:color w:val="0000EE"/>
-            <w:u w:val="single"/>
-          </w:rPr>
-          <w:t>Пс.16</w:t>
-        </w:r>
-      </w:hyperlink>
+      <w:r>
+        <w:rPr>
+          <w:lang w:val="ru_RU" w:bidi="ru_RU"/>
+        </w:rPr>
+        <w:t>Пс.16</w:t>
+      </w:r>
       <w:r>
         <w:rPr>
           <w:lang w:val="ru_RU" w:bidi="ru_RU"/>
         </w:rPr>
         <w:t xml:space="preserve">; </w:t>
       </w:r>
-      <w:hyperlink r:id="rId37">
-        <w:r>
-          <w:rPr>
-            <w:lang w:val="ru_RU" w:bidi="ru_RU"/>
-          </w:rPr>
-          <w:rPr>
-            <w:color w:val="0000EE"/>
-            <w:u w:val="single"/>
-          </w:rPr>
-          <w:t>85</w:t>
-        </w:r>
-      </w:hyperlink>
+      <w:r>
+        <w:rPr>
+          <w:lang w:val="ru_RU" w:bidi="ru_RU"/>
+        </w:rPr>
+        <w:t>85</w:t>
+      </w:r>
       <w:r>
         <w:rPr>
           <w:lang w:val="ru_RU" w:bidi="ru_RU"/>
         </w:rPr>
         <w:t xml:space="preserve">; </w:t>
       </w:r>
-      <w:hyperlink r:id="rId71">
-        <w:r>
-          <w:rPr>
-            <w:lang w:val="ru_RU" w:bidi="ru_RU"/>
-          </w:rPr>
-          <w:rPr>
-            <w:color w:val="0000EE"/>
-            <w:u w:val="single"/>
-          </w:rPr>
-          <w:t>89</w:t>
-        </w:r>
-      </w:hyperlink>
+      <w:r>
+        <w:rPr>
+          <w:lang w:val="ru_RU" w:bidi="ru_RU"/>
+        </w:rPr>
+        <w:t>89</w:t>
+      </w:r>
       <w:r>
         <w:rPr>
           <w:lang w:val="ru_RU" w:bidi="ru_RU"/>
@@ -3492,54 +2664,36 @@
         </w:rPr>
         <w:t xml:space="preserve"> </w:t>
       </w:r>
-      <w:hyperlink r:id="rId56">
-        <w:r>
-          <w:rPr>
-            <w:lang w:val="ru_RU" w:bidi="ru_RU"/>
-          </w:rPr>
-          <w:rPr>
-            <w:color w:val="0000EE"/>
-            <w:u w:val="single"/>
-          </w:rPr>
-          <w:t>Пс.144</w:t>
-        </w:r>
-      </w:hyperlink>
+      <w:r>
+        <w:rPr>
+          <w:lang w:val="ru_RU" w:bidi="ru_RU"/>
+        </w:rPr>
+        <w:t>Пс.144</w:t>
+      </w:r>
       <w:r>
         <w:rPr>
           <w:lang w:val="ru_RU" w:bidi="ru_RU"/>
         </w:rPr>
         <w:t xml:space="preserve">), «хигайон» («размышление», значение неизвестно: </w:t>
       </w:r>
-      <w:hyperlink r:id="rId107">
-        <w:r>
-          <w:rPr>
-            <w:lang w:val="ru_RU" w:bidi="ru_RU"/>
-          </w:rPr>
-          <w:rPr>
-            <w:color w:val="0000EE"/>
-            <w:u w:val="single"/>
-          </w:rPr>
-          <w:t>Пс.9:17</w:t>
-        </w:r>
-      </w:hyperlink>
+      <w:r>
+        <w:rPr>
+          <w:lang w:val="ru_RU" w:bidi="ru_RU"/>
+        </w:rPr>
+        <w:t>Пс.9:17</w:t>
+      </w:r>
       <w:r>
         <w:rPr>
           <w:lang w:val="ru_RU" w:bidi="ru_RU"/>
         </w:rPr>
         <w:t xml:space="preserve">) и «тода» («псалом благодарения»: </w:t>
       </w:r>
-      <w:hyperlink r:id="rId42">
-        <w:r>
-          <w:rPr>
-            <w:lang w:val="ru_RU" w:bidi="ru_RU"/>
-          </w:rPr>
-          <w:rPr>
-            <w:color w:val="0000EE"/>
-            <w:u w:val="single"/>
-          </w:rPr>
-          <w:t>Пс.99</w:t>
-        </w:r>
-      </w:hyperlink>
+      <w:r>
+        <w:rPr>
+          <w:lang w:val="ru_RU" w:bidi="ru_RU"/>
+        </w:rPr>
+        <w:t>Пс.99</w:t>
+      </w:r>
       <w:r>
         <w:rPr>
           <w:lang w:val="ru_RU" w:bidi="ru_RU"/>
@@ -3582,162 +2736,108 @@
         </w:rPr>
         <w:t>Псалмы мудрости или наставления (</w:t>
       </w:r>
-      <w:hyperlink r:id="rId14">
-        <w:r>
-          <w:rPr>
-            <w:lang w:val="ru_RU" w:bidi="ru_RU"/>
-          </w:rPr>
-          <w:rPr>
-            <w:color w:val="0000EE"/>
-            <w:u w:val="single"/>
-          </w:rPr>
-          <w:t>Пс 1</w:t>
-        </w:r>
-      </w:hyperlink>
+      <w:r>
+        <w:rPr>
+          <w:lang w:val="ru_RU" w:bidi="ru_RU"/>
+        </w:rPr>
+        <w:t>Пс 1</w:t>
+      </w:r>
       <w:r>
         <w:rPr>
           <w:lang w:val="ru_RU" w:bidi="ru_RU"/>
         </w:rPr>
         <w:t xml:space="preserve">, </w:t>
       </w:r>
-      <w:hyperlink r:id="rId108">
-        <w:r>
-          <w:rPr>
-            <w:lang w:val="ru_RU" w:bidi="ru_RU"/>
-          </w:rPr>
-          <w:rPr>
-            <w:color w:val="0000EE"/>
-            <w:u w:val="single"/>
-          </w:rPr>
-          <w:t>14</w:t>
-        </w:r>
-      </w:hyperlink>
+      <w:r>
+        <w:rPr>
+          <w:lang w:val="ru_RU" w:bidi="ru_RU"/>
+        </w:rPr>
+        <w:t>14</w:t>
+      </w:r>
       <w:r>
         <w:rPr>
           <w:lang w:val="ru_RU" w:bidi="ru_RU"/>
         </w:rPr>
         <w:t xml:space="preserve">, </w:t>
       </w:r>
-      <w:hyperlink r:id="rId109">
-        <w:r>
-          <w:rPr>
-            <w:lang w:val="ru_RU" w:bidi="ru_RU"/>
-          </w:rPr>
-          <w:rPr>
-            <w:color w:val="0000EE"/>
-            <w:u w:val="single"/>
-          </w:rPr>
-          <w:t>23</w:t>
-        </w:r>
-      </w:hyperlink>
+      <w:r>
+        <w:rPr>
+          <w:lang w:val="ru_RU" w:bidi="ru_RU"/>
+        </w:rPr>
+        <w:t>23</w:t>
+      </w:r>
       <w:r>
         <w:rPr>
           <w:lang w:val="ru_RU" w:bidi="ru_RU"/>
         </w:rPr>
         <w:t xml:space="preserve">, </w:t>
       </w:r>
-      <w:hyperlink r:id="rId110">
-        <w:r>
-          <w:rPr>
-            <w:lang w:val="ru_RU" w:bidi="ru_RU"/>
-          </w:rPr>
-          <w:rPr>
-            <w:color w:val="0000EE"/>
-            <w:u w:val="single"/>
-          </w:rPr>
-          <w:t>32</w:t>
-        </w:r>
-      </w:hyperlink>
+      <w:r>
+        <w:rPr>
+          <w:lang w:val="ru_RU" w:bidi="ru_RU"/>
+        </w:rPr>
+        <w:t>32</w:t>
+      </w:r>
       <w:r>
         <w:rPr>
           <w:lang w:val="ru_RU" w:bidi="ru_RU"/>
         </w:rPr>
         <w:t xml:space="preserve">, </w:t>
       </w:r>
-      <w:hyperlink r:id="rId78">
-        <w:r>
-          <w:rPr>
-            <w:lang w:val="ru_RU" w:bidi="ru_RU"/>
-          </w:rPr>
-          <w:rPr>
-            <w:color w:val="0000EE"/>
-            <w:u w:val="single"/>
-          </w:rPr>
-          <w:t>33</w:t>
-        </w:r>
-      </w:hyperlink>
+      <w:r>
+        <w:rPr>
+          <w:lang w:val="ru_RU" w:bidi="ru_RU"/>
+        </w:rPr>
+        <w:t>33</w:t>
+      </w:r>
       <w:r>
         <w:rPr>
           <w:lang w:val="ru_RU" w:bidi="ru_RU"/>
         </w:rPr>
         <w:t xml:space="preserve">, </w:t>
       </w:r>
-      <w:hyperlink r:id="rId111">
-        <w:r>
-          <w:rPr>
-            <w:lang w:val="ru_RU" w:bidi="ru_RU"/>
-          </w:rPr>
-          <w:rPr>
-            <w:color w:val="0000EE"/>
-            <w:u w:val="single"/>
-          </w:rPr>
-          <w:t>36</w:t>
-        </w:r>
-      </w:hyperlink>
+      <w:r>
+        <w:rPr>
+          <w:lang w:val="ru_RU" w:bidi="ru_RU"/>
+        </w:rPr>
+        <w:t>36</w:t>
+      </w:r>
       <w:r>
         <w:rPr>
           <w:lang w:val="ru_RU" w:bidi="ru_RU"/>
         </w:rPr>
         <w:t xml:space="preserve">, </w:t>
       </w:r>
-      <w:hyperlink r:id="rId38">
-        <w:r>
-          <w:rPr>
-            <w:lang w:val="ru_RU" w:bidi="ru_RU"/>
-          </w:rPr>
-          <w:rPr>
-            <w:color w:val="0000EE"/>
-            <w:u w:val="single"/>
-          </w:rPr>
-          <w:t>72</w:t>
-        </w:r>
-      </w:hyperlink>
+      <w:r>
+        <w:rPr>
+          <w:lang w:val="ru_RU" w:bidi="ru_RU"/>
+        </w:rPr>
+        <w:t>72</w:t>
+      </w:r>
       <w:r>
         <w:rPr>
           <w:lang w:val="ru_RU" w:bidi="ru_RU"/>
         </w:rPr>
         <w:t xml:space="preserve">, </w:t>
       </w:r>
-      <w:hyperlink r:id="rId71">
-        <w:r>
-          <w:rPr>
-            <w:lang w:val="ru_RU" w:bidi="ru_RU"/>
-          </w:rPr>
-          <w:rPr>
-            <w:color w:val="0000EE"/>
-            <w:u w:val="single"/>
-          </w:rPr>
-          <w:t>89</w:t>
-        </w:r>
-      </w:hyperlink>
+      <w:r>
+        <w:rPr>
+          <w:lang w:val="ru_RU" w:bidi="ru_RU"/>
+        </w:rPr>
+        <w:t>89</w:t>
+      </w:r>
       <w:r>
         <w:rPr>
           <w:lang w:val="ru_RU" w:bidi="ru_RU"/>
         </w:rPr>
         <w:t xml:space="preserve">, </w:t>
       </w:r>
-      <w:hyperlink r:id="rId52">
-        <w:r>
-          <w:rPr>
-            <w:lang w:val="ru_RU" w:bidi="ru_RU"/>
-          </w:rPr>
-          <w:rPr>
-            <w:color w:val="0000EE"/>
-            <w:u w:val="single"/>
-          </w:rPr>
-          <w:t>106)</w:t>
-        </w:r>
-      </w:hyperlink>
+      <w:r>
+        <w:rPr>
+          <w:lang w:val="ru_RU" w:bidi="ru_RU"/>
+        </w:rPr>
+        <w:t>106)</w:t>
+      </w:r>
     </w:p>
     <w:p>
       <w:pPr>
@@ -3792,108 +2892,72 @@
         </w:rPr>
         <w:t>Гимны хвалы или благодарения (</w:t>
       </w:r>
-      <w:hyperlink r:id="rId112">
-        <w:r>
-          <w:rPr>
-            <w:lang w:val="ru_RU" w:bidi="ru_RU"/>
-          </w:rPr>
-          <w:rPr>
-            <w:color w:val="0000EE"/>
-            <w:u w:val="single"/>
-          </w:rPr>
-          <w:t>Пс.8</w:t>
-        </w:r>
-      </w:hyperlink>
+      <w:r>
+        <w:rPr>
+          <w:lang w:val="ru_RU" w:bidi="ru_RU"/>
+        </w:rPr>
+        <w:t>Пс.8</w:t>
+      </w:r>
       <w:r>
         <w:rPr>
           <w:lang w:val="ru_RU" w:bidi="ru_RU"/>
         </w:rPr>
         <w:t xml:space="preserve">, </w:t>
       </w:r>
-      <w:hyperlink r:id="rId113">
-        <w:r>
-          <w:rPr>
-            <w:lang w:val="ru_RU" w:bidi="ru_RU"/>
-          </w:rPr>
-          <w:rPr>
-            <w:color w:val="0000EE"/>
-            <w:u w:val="single"/>
-          </w:rPr>
-          <w:t>18</w:t>
-        </w:r>
-      </w:hyperlink>
+      <w:r>
+        <w:rPr>
+          <w:lang w:val="ru_RU" w:bidi="ru_RU"/>
+        </w:rPr>
+        <w:t>18</w:t>
+      </w:r>
       <w:r>
         <w:rPr>
           <w:lang w:val="ru_RU" w:bidi="ru_RU"/>
         </w:rPr>
         <w:t xml:space="preserve">, </w:t>
       </w:r>
-      <w:hyperlink r:id="rId114">
-        <w:r>
-          <w:rPr>
-            <w:lang w:val="ru_RU" w:bidi="ru_RU"/>
-          </w:rPr>
-          <w:rPr>
-            <w:color w:val="0000EE"/>
-            <w:u w:val="single"/>
-          </w:rPr>
-          <w:t>28</w:t>
-        </w:r>
-      </w:hyperlink>
+      <w:r>
+        <w:rPr>
+          <w:lang w:val="ru_RU" w:bidi="ru_RU"/>
+        </w:rPr>
+        <w:t>28</w:t>
+      </w:r>
       <w:r>
         <w:rPr>
           <w:lang w:val="ru_RU" w:bidi="ru_RU"/>
         </w:rPr>
         <w:t xml:space="preserve">, </w:t>
       </w:r>
-      <w:hyperlink r:id="rId115">
-        <w:r>
-          <w:rPr>
-            <w:lang w:val="ru_RU" w:bidi="ru_RU"/>
-          </w:rPr>
-          <w:rPr>
-            <w:color w:val="0000EE"/>
-            <w:u w:val="single"/>
-          </w:rPr>
-          <w:t>64</w:t>
-        </w:r>
-      </w:hyperlink>
+      <w:r>
+        <w:rPr>
+          <w:lang w:val="ru_RU" w:bidi="ru_RU"/>
+        </w:rPr>
+        <w:t>64</w:t>
+      </w:r>
       <w:r>
         <w:rPr>
           <w:lang w:val="ru_RU" w:bidi="ru_RU"/>
         </w:rPr>
         <w:t xml:space="preserve">, </w:t>
       </w:r>
-      <w:hyperlink r:id="rId116">
-        <w:r>
-          <w:rPr>
-            <w:lang w:val="ru_RU" w:bidi="ru_RU"/>
-          </w:rPr>
-          <w:rPr>
-            <w:color w:val="0000EE"/>
-            <w:u w:val="single"/>
-          </w:rPr>
-          <w:t>66</w:t>
-        </w:r>
-      </w:hyperlink>
+      <w:r>
+        <w:rPr>
+          <w:lang w:val="ru_RU" w:bidi="ru_RU"/>
+        </w:rPr>
+        <w:t>66</w:t>
+      </w:r>
       <w:r>
         <w:rPr>
           <w:lang w:val="ru_RU" w:bidi="ru_RU"/>
         </w:rPr>
         <w:t xml:space="preserve">, </w:t>
       </w:r>
-      <w:hyperlink r:id="rId61">
-        <w:r>
-          <w:rPr>
-            <w:lang w:val="ru_RU" w:bidi="ru_RU"/>
-          </w:rPr>
-          <w:rPr>
-            <w:color w:val="0000EE"/>
-            <w:u w:val="single"/>
-          </w:rPr>
-          <w:t>113</w:t>
-        </w:r>
-      </w:hyperlink>
+      <w:r>
+        <w:rPr>
+          <w:lang w:val="ru_RU" w:bidi="ru_RU"/>
+        </w:rPr>
+        <w:t>113</w:t>
+      </w:r>
       <w:r>
         <w:rPr>
           <w:lang w:val="ru_RU" w:bidi="ru_RU"/>
@@ -3926,252 +2990,168 @@
         </w:rPr>
         <w:t xml:space="preserve"> (</w:t>
       </w:r>
-      <w:hyperlink r:id="rId15">
-        <w:r>
-          <w:rPr>
-            <w:lang w:val="ru_RU" w:bidi="ru_RU"/>
-          </w:rPr>
-          <w:rPr>
-            <w:color w:val="0000EE"/>
-            <w:u w:val="single"/>
-          </w:rPr>
-          <w:t>Пс.2</w:t>
-        </w:r>
-      </w:hyperlink>
+      <w:r>
+        <w:rPr>
+          <w:lang w:val="ru_RU" w:bidi="ru_RU"/>
+        </w:rPr>
+        <w:t>Пс.2</w:t>
+      </w:r>
       <w:r>
         <w:rPr>
           <w:lang w:val="ru_RU" w:bidi="ru_RU"/>
         </w:rPr>
         <w:t xml:space="preserve">, </w:t>
       </w:r>
-      <w:hyperlink r:id="rId104">
-        <w:r>
-          <w:rPr>
-            <w:lang w:val="ru_RU" w:bidi="ru_RU"/>
-          </w:rPr>
-          <w:rPr>
-            <w:color w:val="0000EE"/>
-            <w:u w:val="single"/>
-          </w:rPr>
-          <w:t>44</w:t>
-        </w:r>
-      </w:hyperlink>
+      <w:r>
+        <w:rPr>
+          <w:lang w:val="ru_RU" w:bidi="ru_RU"/>
+        </w:rPr>
+        <w:t>44</w:t>
+      </w:r>
       <w:r>
         <w:rPr>
           <w:lang w:val="ru_RU" w:bidi="ru_RU"/>
         </w:rPr>
         <w:t xml:space="preserve">, </w:t>
       </w:r>
-      <w:hyperlink r:id="rId31">
-        <w:r>
-          <w:rPr>
-            <w:lang w:val="ru_RU" w:bidi="ru_RU"/>
-          </w:rPr>
-          <w:rPr>
-            <w:color w:val="0000EE"/>
-            <w:u w:val="single"/>
-          </w:rPr>
-          <w:t>71</w:t>
-        </w:r>
-      </w:hyperlink>
+      <w:r>
+        <w:rPr>
+          <w:lang w:val="ru_RU" w:bidi="ru_RU"/>
+        </w:rPr>
+        <w:t>71</w:t>
+      </w:r>
       <w:r>
         <w:rPr>
           <w:lang w:val="ru_RU" w:bidi="ru_RU"/>
         </w:rPr>
         <w:t xml:space="preserve">, </w:t>
       </w:r>
-      <w:hyperlink r:id="rId39">
-        <w:r>
-          <w:rPr>
-            <w:lang w:val="ru_RU" w:bidi="ru_RU"/>
-          </w:rPr>
-          <w:rPr>
-            <w:color w:val="0000EE"/>
-            <w:u w:val="single"/>
-          </w:rPr>
-          <w:t>88</w:t>
-        </w:r>
-      </w:hyperlink>
+      <w:r>
+        <w:rPr>
+          <w:lang w:val="ru_RU" w:bidi="ru_RU"/>
+        </w:rPr>
+        <w:t>88</w:t>
+      </w:r>
       <w:r>
         <w:rPr>
           <w:lang w:val="ru_RU" w:bidi="ru_RU"/>
         </w:rPr>
         <w:t xml:space="preserve">, </w:t>
       </w:r>
-      <w:hyperlink r:id="rId117">
-        <w:r>
-          <w:rPr>
-            <w:lang w:val="ru_RU" w:bidi="ru_RU"/>
-          </w:rPr>
-          <w:rPr>
-            <w:color w:val="0000EE"/>
-            <w:u w:val="single"/>
-          </w:rPr>
-          <w:t>109</w:t>
-        </w:r>
-      </w:hyperlink>
+      <w:r>
+        <w:rPr>
+          <w:lang w:val="ru_RU" w:bidi="ru_RU"/>
+        </w:rPr>
+        <w:t>109</w:t>
+      </w:r>
       <w:r>
         <w:rPr>
           <w:lang w:val="ru_RU" w:bidi="ru_RU"/>
         </w:rPr>
         <w:t>); псалмы, прославляющие царство Господа (</w:t>
       </w:r>
-      <w:hyperlink r:id="rId118">
-        <w:r>
-          <w:rPr>
-            <w:lang w:val="ru_RU" w:bidi="ru_RU"/>
-          </w:rPr>
-          <w:rPr>
-            <w:color w:val="0000EE"/>
-            <w:u w:val="single"/>
-          </w:rPr>
-          <w:t>Пс.92</w:t>
-        </w:r>
-      </w:hyperlink>
+      <w:r>
+        <w:rPr>
+          <w:lang w:val="ru_RU" w:bidi="ru_RU"/>
+        </w:rPr>
+        <w:t>Пс.92</w:t>
+      </w:r>
       <w:r>
         <w:rPr>
           <w:lang w:val="ru_RU" w:bidi="ru_RU"/>
         </w:rPr>
         <w:t xml:space="preserve">, </w:t>
       </w:r>
-      <w:hyperlink r:id="rId119">
-        <w:r>
-          <w:rPr>
-            <w:lang w:val="ru_RU" w:bidi="ru_RU"/>
-          </w:rPr>
-          <w:rPr>
-            <w:color w:val="0000EE"/>
-            <w:u w:val="single"/>
-          </w:rPr>
-          <w:t>94–98</w:t>
-        </w:r>
-      </w:hyperlink>
+      <w:r>
+        <w:rPr>
+          <w:lang w:val="ru_RU" w:bidi="ru_RU"/>
+        </w:rPr>
+        <w:t>94–98</w:t>
+      </w:r>
       <w:r>
         <w:rPr>
           <w:lang w:val="ru_RU" w:bidi="ru_RU"/>
         </w:rPr>
         <w:t>); гимны о творении (</w:t>
       </w:r>
-      <w:hyperlink r:id="rId113">
-        <w:r>
-          <w:rPr>
-            <w:lang w:val="ru_RU" w:bidi="ru_RU"/>
-          </w:rPr>
-          <w:rPr>
-            <w:color w:val="0000EE"/>
-            <w:u w:val="single"/>
-          </w:rPr>
-          <w:t>Пс.18</w:t>
-        </w:r>
-      </w:hyperlink>
+      <w:r>
+        <w:rPr>
+          <w:lang w:val="ru_RU" w:bidi="ru_RU"/>
+        </w:rPr>
+        <w:t>Пс.18</w:t>
+      </w:r>
       <w:r>
         <w:rPr>
           <w:lang w:val="ru_RU" w:bidi="ru_RU"/>
         </w:rPr>
         <w:t xml:space="preserve">, </w:t>
       </w:r>
-      <w:hyperlink r:id="rId114">
-        <w:r>
-          <w:rPr>
-            <w:lang w:val="ru_RU" w:bidi="ru_RU"/>
-          </w:rPr>
-          <w:rPr>
-            <w:color w:val="0000EE"/>
-            <w:u w:val="single"/>
-          </w:rPr>
-          <w:t>28</w:t>
-        </w:r>
-      </w:hyperlink>
+      <w:r>
+        <w:rPr>
+          <w:lang w:val="ru_RU" w:bidi="ru_RU"/>
+        </w:rPr>
+        <w:t>28</w:t>
+      </w:r>
       <w:r>
         <w:rPr>
           <w:lang w:val="ru_RU" w:bidi="ru_RU"/>
         </w:rPr>
         <w:t xml:space="preserve">, </w:t>
       </w:r>
-      <w:hyperlink r:id="rId120">
-        <w:r>
-          <w:rPr>
-            <w:lang w:val="ru_RU" w:bidi="ru_RU"/>
-          </w:rPr>
-          <w:rPr>
-            <w:color w:val="0000EE"/>
-            <w:u w:val="single"/>
-          </w:rPr>
-          <w:t>103</w:t>
-        </w:r>
-      </w:hyperlink>
+      <w:r>
+        <w:rPr>
+          <w:lang w:val="ru_RU" w:bidi="ru_RU"/>
+        </w:rPr>
+        <w:t>103</w:t>
+      </w:r>
       <w:r>
         <w:rPr>
           <w:lang w:val="ru_RU" w:bidi="ru_RU"/>
         </w:rPr>
         <w:t>); гимны о Сионе (</w:t>
       </w:r>
-      <w:hyperlink r:id="rId121">
-        <w:r>
-          <w:rPr>
-            <w:lang w:val="ru_RU" w:bidi="ru_RU"/>
-          </w:rPr>
-          <w:rPr>
-            <w:color w:val="0000EE"/>
-            <w:u w:val="single"/>
-          </w:rPr>
-          <w:t>Пс.45</w:t>
-        </w:r>
-      </w:hyperlink>
+      <w:r>
+        <w:rPr>
+          <w:lang w:val="ru_RU" w:bidi="ru_RU"/>
+        </w:rPr>
+        <w:t>Пс.45</w:t>
+      </w:r>
       <w:r>
         <w:rPr>
           <w:lang w:val="ru_RU" w:bidi="ru_RU"/>
         </w:rPr>
         <w:t xml:space="preserve">, </w:t>
       </w:r>
-      <w:hyperlink r:id="rId122">
-        <w:r>
-          <w:rPr>
-            <w:lang w:val="ru_RU" w:bidi="ru_RU"/>
-          </w:rPr>
-          <w:rPr>
-            <w:color w:val="0000EE"/>
-            <w:u w:val="single"/>
-          </w:rPr>
-          <w:t>47</w:t>
-        </w:r>
-      </w:hyperlink>
+      <w:r>
+        <w:rPr>
+          <w:lang w:val="ru_RU" w:bidi="ru_RU"/>
+        </w:rPr>
+        <w:t>47</w:t>
+      </w:r>
       <w:r>
         <w:rPr>
           <w:lang w:val="ru_RU" w:bidi="ru_RU"/>
         </w:rPr>
         <w:t xml:space="preserve">, </w:t>
       </w:r>
-      <w:hyperlink r:id="rId123">
-        <w:r>
-          <w:rPr>
-            <w:lang w:val="ru_RU" w:bidi="ru_RU"/>
-          </w:rPr>
-          <w:rPr>
-            <w:color w:val="0000EE"/>
-            <w:u w:val="single"/>
-          </w:rPr>
-          <w:t>83</w:t>
-        </w:r>
-      </w:hyperlink>
+      <w:r>
+        <w:rPr>
+          <w:lang w:val="ru_RU" w:bidi="ru_RU"/>
+        </w:rPr>
+        <w:t>83</w:t>
+      </w:r>
       <w:r>
         <w:rPr>
           <w:lang w:val="ru_RU" w:bidi="ru_RU"/>
         </w:rPr>
         <w:t xml:space="preserve">, </w:t>
       </w:r>
-      <w:hyperlink r:id="rId68">
-        <w:r>
-          <w:rPr>
-            <w:lang w:val="ru_RU" w:bidi="ru_RU"/>
-          </w:rPr>
-          <w:rPr>
-            <w:color w:val="0000EE"/>
-            <w:u w:val="single"/>
-          </w:rPr>
-          <w:t>86</w:t>
-        </w:r>
-      </w:hyperlink>
+      <w:r>
+        <w:rPr>
+          <w:lang w:val="ru_RU" w:bidi="ru_RU"/>
+        </w:rPr>
+        <w:t>86</w:t>
+      </w:r>
       <w:r>
         <w:rPr>
           <w:lang w:val="ru_RU" w:bidi="ru_RU"/>
@@ -4198,18 +3178,12 @@
         </w:rPr>
         <w:t xml:space="preserve"> (Тора; см. </w:t>
       </w:r>
-      <w:hyperlink r:id="rId124">
-        <w:r>
-          <w:rPr>
-            <w:lang w:val="ru_RU" w:bidi="ru_RU"/>
-          </w:rPr>
-          <w:rPr>
-            <w:color w:val="0000EE"/>
-            <w:u w:val="single"/>
-          </w:rPr>
-          <w:t>1:2</w:t>
-        </w:r>
-      </w:hyperlink>
+      <w:r>
+        <w:rPr>
+          <w:lang w:val="ru_RU" w:bidi="ru_RU"/>
+        </w:rPr>
+        <w:t>1:2</w:t>
+      </w:r>
       <w:r>
         <w:rPr>
           <w:lang w:val="ru_RU" w:bidi="ru_RU"/>
@@ -4247,18 +3221,12 @@
         </w:rPr>
         <w:t>(</w:t>
       </w:r>
-      <w:hyperlink r:id="rId46">
-        <w:r>
-          <w:rPr>
-            <w:lang w:val="ru_RU" w:bidi="ru_RU"/>
-          </w:rPr>
-          <w:rPr>
-            <w:color w:val="0000EE"/>
-            <w:u w:val="single"/>
-          </w:rPr>
-          <w:t>Пс.112–117</w:t>
-        </w:r>
-      </w:hyperlink>
+      <w:r>
+        <w:rPr>
+          <w:lang w:val="ru_RU" w:bidi="ru_RU"/>
+        </w:rPr>
+        <w:t>Пс.112–117</w:t>
+      </w:r>
       <w:r>
         <w:rPr>
           <w:lang w:val="ru_RU" w:bidi="ru_RU"/>
@@ -4277,54 +3245,36 @@
         </w:rPr>
         <w:t>(</w:t>
       </w:r>
-      <w:hyperlink r:id="rId49">
-        <w:r>
-          <w:rPr>
-            <w:lang w:val="ru_RU" w:bidi="ru_RU"/>
-          </w:rPr>
-          <w:rPr>
-            <w:color w:val="0000EE"/>
-            <w:u w:val="single"/>
-          </w:rPr>
-          <w:t>Пс.119–133</w:t>
-        </w:r>
-      </w:hyperlink>
+      <w:r>
+        <w:rPr>
+          <w:lang w:val="ru_RU" w:bidi="ru_RU"/>
+        </w:rPr>
+        <w:t>Пс.119–133</w:t>
+      </w:r>
       <w:r>
         <w:rPr>
           <w:lang w:val="ru_RU" w:bidi="ru_RU"/>
         </w:rPr>
         <w:t xml:space="preserve">). Также существуют исторические оды, которые связаны с великими национальными событиями (например, </w:t>
       </w:r>
-      <w:hyperlink r:id="rId91">
-        <w:r>
-          <w:rPr>
-            <w:lang w:val="ru_RU" w:bidi="ru_RU"/>
-          </w:rPr>
-          <w:rPr>
-            <w:color w:val="0000EE"/>
-            <w:u w:val="single"/>
-          </w:rPr>
-          <w:t>Пс.28</w:t>
-        </w:r>
-      </w:hyperlink>
+      <w:r>
+        <w:rPr>
+          <w:lang w:val="ru_RU" w:bidi="ru_RU"/>
+        </w:rPr>
+        <w:t>Пс.28</w:t>
+      </w:r>
       <w:r>
         <w:rPr>
           <w:lang w:val="ru_RU" w:bidi="ru_RU"/>
         </w:rPr>
         <w:t xml:space="preserve"> «Песнь для освящения Храма» и </w:t>
       </w:r>
-      <w:hyperlink r:id="rId125">
-        <w:r>
-          <w:rPr>
-            <w:lang w:val="ru_RU" w:bidi="ru_RU"/>
-          </w:rPr>
-          <w:rPr>
-            <w:color w:val="0000EE"/>
-            <w:u w:val="single"/>
-          </w:rPr>
-          <w:t>Пс.136</w:t>
-        </w:r>
-      </w:hyperlink>
+      <w:r>
+        <w:rPr>
+          <w:lang w:val="ru_RU" w:bidi="ru_RU"/>
+        </w:rPr>
+        <w:t>Пс.136</w:t>
+      </w:r>
       <w:r>
         <w:rPr>
           <w:lang w:val="ru_RU" w:bidi="ru_RU"/>
@@ -4388,54 +3338,36 @@
         </w:rPr>
         <w:t xml:space="preserve"> («наставление»; см. </w:t>
       </w:r>
-      <w:hyperlink r:id="rId14">
-        <w:r>
-          <w:rPr>
-            <w:lang w:val="ru_RU" w:bidi="ru_RU"/>
-          </w:rPr>
-          <w:rPr>
-            <w:color w:val="0000EE"/>
-            <w:u w:val="single"/>
-          </w:rPr>
-          <w:t>Пс.1</w:t>
-        </w:r>
-      </w:hyperlink>
+      <w:r>
+        <w:rPr>
+          <w:lang w:val="ru_RU" w:bidi="ru_RU"/>
+        </w:rPr>
+        <w:t>Пс.1</w:t>
+      </w:r>
       <w:r>
         <w:rPr>
           <w:lang w:val="ru_RU" w:bidi="ru_RU"/>
         </w:rPr>
         <w:t xml:space="preserve">; </w:t>
       </w:r>
-      <w:hyperlink r:id="rId113">
-        <w:r>
-          <w:rPr>
-            <w:lang w:val="ru_RU" w:bidi="ru_RU"/>
-          </w:rPr>
-          <w:rPr>
-            <w:color w:val="0000EE"/>
-            <w:u w:val="single"/>
-          </w:rPr>
-          <w:t>18</w:t>
-        </w:r>
-      </w:hyperlink>
+      <w:r>
+        <w:rPr>
+          <w:lang w:val="ru_RU" w:bidi="ru_RU"/>
+        </w:rPr>
+        <w:t>18</w:t>
+      </w:r>
       <w:r>
         <w:rPr>
           <w:lang w:val="ru_RU" w:bidi="ru_RU"/>
         </w:rPr>
         <w:t xml:space="preserve">; </w:t>
       </w:r>
-      <w:hyperlink r:id="rId47">
-        <w:r>
-          <w:rPr>
-            <w:lang w:val="ru_RU" w:bidi="ru_RU"/>
-          </w:rPr>
-          <w:rPr>
-            <w:color w:val="0000EE"/>
-            <w:u w:val="single"/>
-          </w:rPr>
-          <w:t>118</w:t>
-        </w:r>
-      </w:hyperlink>
+      <w:r>
+        <w:rPr>
+          <w:lang w:val="ru_RU" w:bidi="ru_RU"/>
+        </w:rPr>
+        <w:t>118</w:t>
+      </w:r>
       <w:r>
         <w:rPr>
           <w:lang w:val="ru_RU" w:bidi="ru_RU"/>
@@ -4468,18 +3400,12 @@
         </w:rPr>
         <w:t xml:space="preserve"> (например, </w:t>
       </w:r>
-      <w:hyperlink r:id="rId126">
-        <w:r>
-          <w:rPr>
-            <w:lang w:val="ru_RU" w:bidi="ru_RU"/>
-          </w:rPr>
-          <w:rPr>
-            <w:color w:val="0000EE"/>
-            <w:u w:val="single"/>
-          </w:rPr>
-          <w:t>Пс.22</w:t>
-        </w:r>
-      </w:hyperlink>
+      <w:r>
+        <w:rPr>
+          <w:lang w:val="ru_RU" w:bidi="ru_RU"/>
+        </w:rPr>
+        <w:t>Пс.22</w:t>
+      </w:r>
       <w:r>
         <w:rPr>
           <w:lang w:val="ru_RU" w:bidi="ru_RU"/>
@@ -4524,72 +3450,48 @@
         </w:rPr>
         <w:t xml:space="preserve"> </w:t>
       </w:r>
-      <w:hyperlink r:id="rId14">
-        <w:r>
-          <w:rPr>
-            <w:lang w:val="ru_RU" w:bidi="ru_RU"/>
-          </w:rPr>
-          <w:rPr>
-            <w:color w:val="0000EE"/>
-            <w:u w:val="single"/>
-          </w:rPr>
-          <w:t>Псалмах</w:t>
-        </w:r>
-      </w:hyperlink>
+      <w:r>
+        <w:rPr>
+          <w:lang w:val="ru_RU" w:bidi="ru_RU"/>
+        </w:rPr>
+        <w:t>Псалмах</w:t>
+      </w:r>
       <w:r>
         <w:rPr>
           <w:lang w:val="ru_RU" w:bidi="ru_RU"/>
         </w:rPr>
         <w:t xml:space="preserve"> </w:t>
       </w:r>
-      <w:hyperlink r:id="rId127">
-        <w:r>
-          <w:rPr>
-            <w:lang w:val="ru_RU" w:bidi="ru_RU"/>
-          </w:rPr>
-          <w:rPr>
-            <w:color w:val="0000EE"/>
-            <w:u w:val="single"/>
-          </w:rPr>
-          <w:t>1</w:t>
-        </w:r>
-      </w:hyperlink>
+      <w:r>
+        <w:rPr>
+          <w:lang w:val="ru_RU" w:bidi="ru_RU"/>
+        </w:rPr>
+        <w:t>1</w:t>
+      </w:r>
       <w:r>
         <w:rPr>
           <w:lang w:val="ru_RU" w:bidi="ru_RU"/>
         </w:rPr>
         <w:t xml:space="preserve"> и </w:t>
       </w:r>
-      <w:hyperlink r:id="rId31">
-        <w:r>
-          <w:rPr>
-            <w:lang w:val="ru_RU" w:bidi="ru_RU"/>
-          </w:rPr>
-          <w:rPr>
-            <w:color w:val="0000EE"/>
-            <w:u w:val="single"/>
-          </w:rPr>
-          <w:t>2</w:t>
-        </w:r>
-      </w:hyperlink>
+      <w:r>
+        <w:rPr>
+          <w:lang w:val="ru_RU" w:bidi="ru_RU"/>
+        </w:rPr>
+        <w:t>2</w:t>
+      </w:r>
       <w:r>
         <w:rPr>
           <w:lang w:val="ru_RU" w:bidi="ru_RU"/>
         </w:rPr>
         <w:t xml:space="preserve"> (см. также </w:t>
       </w:r>
-      <w:hyperlink r:id="rId31">
-        <w:r>
-          <w:rPr>
-            <w:lang w:val="ru_RU" w:bidi="ru_RU"/>
-          </w:rPr>
-          <w:rPr>
-            <w:color w:val="0000EE"/>
-            <w:u w:val="single"/>
-          </w:rPr>
-          <w:t>Пс.71</w:t>
-        </w:r>
-      </w:hyperlink>
+      <w:r>
+        <w:rPr>
+          <w:lang w:val="ru_RU" w:bidi="ru_RU"/>
+        </w:rPr>
+        <w:t>Пс.71</w:t>
+      </w:r>
       <w:r>
         <w:rPr>
           <w:lang w:val="ru_RU" w:bidi="ru_RU"/>
@@ -4622,288 +3524,192 @@
         </w:rPr>
         <w:t xml:space="preserve"> (см. </w:t>
       </w:r>
-      <w:hyperlink r:id="rId128">
-        <w:r>
-          <w:rPr>
-            <w:lang w:val="ru_RU" w:bidi="ru_RU"/>
-          </w:rPr>
-          <w:rPr>
-            <w:color w:val="0000EE"/>
-            <w:u w:val="single"/>
-          </w:rPr>
-          <w:t>Мф.13:34–35</w:t>
-        </w:r>
-      </w:hyperlink>
+      <w:r>
+        <w:rPr>
+          <w:lang w:val="ru_RU" w:bidi="ru_RU"/>
+        </w:rPr>
+        <w:t>Мф.13:34–35</w:t>
+      </w:r>
       <w:r>
         <w:rPr>
           <w:lang w:val="ru_RU" w:bidi="ru_RU"/>
         </w:rPr>
         <w:t xml:space="preserve">; </w:t>
       </w:r>
-      <w:hyperlink r:id="rId129">
-        <w:r>
-          <w:rPr>
-            <w:lang w:val="ru_RU" w:bidi="ru_RU"/>
-          </w:rPr>
-          <w:rPr>
-            <w:color w:val="0000EE"/>
-            <w:u w:val="single"/>
-          </w:rPr>
-          <w:t>21:16</w:t>
-        </w:r>
-      </w:hyperlink>
+      <w:r>
+        <w:rPr>
+          <w:lang w:val="ru_RU" w:bidi="ru_RU"/>
+        </w:rPr>
+        <w:t>21:16</w:t>
+      </w:r>
       <w:r>
         <w:rPr>
           <w:lang w:val="ru_RU" w:bidi="ru_RU"/>
         </w:rPr>
         <w:t xml:space="preserve">, </w:t>
       </w:r>
-      <w:hyperlink r:id="rId130">
-        <w:r>
-          <w:rPr>
-            <w:lang w:val="ru_RU" w:bidi="ru_RU"/>
-          </w:rPr>
-          <w:rPr>
-            <w:color w:val="0000EE"/>
-            <w:u w:val="single"/>
-          </w:rPr>
-          <w:t>42</w:t>
-        </w:r>
-      </w:hyperlink>
+      <w:r>
+        <w:rPr>
+          <w:lang w:val="ru_RU" w:bidi="ru_RU"/>
+        </w:rPr>
+        <w:t>42</w:t>
+      </w:r>
       <w:r>
         <w:rPr>
           <w:lang w:val="ru_RU" w:bidi="ru_RU"/>
         </w:rPr>
         <w:t xml:space="preserve">; </w:t>
       </w:r>
-      <w:hyperlink r:id="rId131">
-        <w:r>
-          <w:rPr>
-            <w:lang w:val="ru_RU" w:bidi="ru_RU"/>
-          </w:rPr>
-          <w:rPr>
-            <w:color w:val="0000EE"/>
-            <w:u w:val="single"/>
-          </w:rPr>
-          <w:t>23:39</w:t>
-        </w:r>
-      </w:hyperlink>
+      <w:r>
+        <w:rPr>
+          <w:lang w:val="ru_RU" w:bidi="ru_RU"/>
+        </w:rPr>
+        <w:t>23:39</w:t>
+      </w:r>
       <w:r>
         <w:rPr>
           <w:lang w:val="ru_RU" w:bidi="ru_RU"/>
         </w:rPr>
         <w:t xml:space="preserve">; </w:t>
       </w:r>
-      <w:hyperlink r:id="rId132">
-        <w:r>
-          <w:rPr>
-            <w:lang w:val="ru_RU" w:bidi="ru_RU"/>
-          </w:rPr>
-          <w:rPr>
-            <w:color w:val="0000EE"/>
-            <w:u w:val="single"/>
-          </w:rPr>
-          <w:t>Ин.2:17</w:t>
-        </w:r>
-      </w:hyperlink>
+      <w:r>
+        <w:rPr>
+          <w:lang w:val="ru_RU" w:bidi="ru_RU"/>
+        </w:rPr>
+        <w:t>Ин.2:17</w:t>
+      </w:r>
       <w:r>
         <w:rPr>
           <w:lang w:val="ru_RU" w:bidi="ru_RU"/>
         </w:rPr>
         <w:t xml:space="preserve">; </w:t>
       </w:r>
-      <w:hyperlink r:id="rId133">
-        <w:r>
-          <w:rPr>
-            <w:lang w:val="ru_RU" w:bidi="ru_RU"/>
-          </w:rPr>
-          <w:rPr>
-            <w:color w:val="0000EE"/>
-            <w:u w:val="single"/>
-          </w:rPr>
-          <w:t>15:25</w:t>
-        </w:r>
-      </w:hyperlink>
+      <w:r>
+        <w:rPr>
+          <w:lang w:val="ru_RU" w:bidi="ru_RU"/>
+        </w:rPr>
+        <w:t>15:25</w:t>
+      </w:r>
       <w:r>
         <w:rPr>
           <w:lang w:val="ru_RU" w:bidi="ru_RU"/>
         </w:rPr>
         <w:t xml:space="preserve">; </w:t>
       </w:r>
-      <w:hyperlink r:id="rId134">
-        <w:r>
-          <w:rPr>
-            <w:lang w:val="ru_RU" w:bidi="ru_RU"/>
-          </w:rPr>
-          <w:rPr>
-            <w:color w:val="0000EE"/>
-            <w:u w:val="single"/>
-          </w:rPr>
-          <w:t>19:24</w:t>
-        </w:r>
-      </w:hyperlink>
+      <w:r>
+        <w:rPr>
+          <w:lang w:val="ru_RU" w:bidi="ru_RU"/>
+        </w:rPr>
+        <w:t>19:24</w:t>
+      </w:r>
       <w:r>
         <w:rPr>
           <w:lang w:val="ru_RU" w:bidi="ru_RU"/>
         </w:rPr>
         <w:t>,</w:t>
       </w:r>
-      <w:hyperlink r:id="rId135">
-        <w:r>
-          <w:rPr>
-            <w:lang w:val="ru_RU" w:bidi="ru_RU"/>
-          </w:rPr>
-          <w:rPr>
-            <w:color w:val="0000EE"/>
-            <w:u w:val="single"/>
-          </w:rPr>
-          <w:t>28</w:t>
-        </w:r>
-      </w:hyperlink>
+      <w:r>
+        <w:rPr>
+          <w:lang w:val="ru_RU" w:bidi="ru_RU"/>
+        </w:rPr>
+        <w:t>28</w:t>
+      </w:r>
       <w:r>
         <w:rPr>
           <w:lang w:val="ru_RU" w:bidi="ru_RU"/>
         </w:rPr>
         <w:t>,</w:t>
       </w:r>
-      <w:hyperlink r:id="rId136">
-        <w:r>
-          <w:rPr>
-            <w:lang w:val="ru_RU" w:bidi="ru_RU"/>
-          </w:rPr>
-          <w:rPr>
-            <w:color w:val="0000EE"/>
-            <w:u w:val="single"/>
-          </w:rPr>
-          <w:t>36</w:t>
-        </w:r>
-      </w:hyperlink>
+      <w:r>
+        <w:rPr>
+          <w:lang w:val="ru_RU" w:bidi="ru_RU"/>
+        </w:rPr>
+        <w:t>36</w:t>
+      </w:r>
       <w:r>
         <w:rPr>
           <w:lang w:val="ru_RU" w:bidi="ru_RU"/>
         </w:rPr>
         <w:t xml:space="preserve">; </w:t>
       </w:r>
-      <w:hyperlink r:id="rId137">
-        <w:r>
-          <w:rPr>
-            <w:lang w:val="ru_RU" w:bidi="ru_RU"/>
-          </w:rPr>
-          <w:rPr>
-            <w:color w:val="0000EE"/>
-            <w:u w:val="single"/>
-          </w:rPr>
-          <w:t>Деян.2:22–35</w:t>
-        </w:r>
-      </w:hyperlink>
+      <w:r>
+        <w:rPr>
+          <w:lang w:val="ru_RU" w:bidi="ru_RU"/>
+        </w:rPr>
+        <w:t>Деян.2:22–35</w:t>
+      </w:r>
       <w:r>
         <w:rPr>
           <w:lang w:val="ru_RU" w:bidi="ru_RU"/>
         </w:rPr>
         <w:t xml:space="preserve">; </w:t>
       </w:r>
-      <w:hyperlink r:id="rId138">
-        <w:r>
-          <w:rPr>
-            <w:lang w:val="ru_RU" w:bidi="ru_RU"/>
-          </w:rPr>
-          <w:rPr>
-            <w:color w:val="0000EE"/>
-            <w:u w:val="single"/>
-          </w:rPr>
-          <w:t>4:11</w:t>
-        </w:r>
-      </w:hyperlink>
+      <w:r>
+        <w:rPr>
+          <w:lang w:val="ru_RU" w:bidi="ru_RU"/>
+        </w:rPr>
+        <w:t>4:11</w:t>
+      </w:r>
       <w:r>
         <w:rPr>
           <w:lang w:val="ru_RU" w:bidi="ru_RU"/>
         </w:rPr>
         <w:t xml:space="preserve">; </w:t>
       </w:r>
-      <w:hyperlink r:id="rId139">
-        <w:r>
-          <w:rPr>
-            <w:lang w:val="ru_RU" w:bidi="ru_RU"/>
-          </w:rPr>
-          <w:rPr>
-            <w:color w:val="0000EE"/>
-            <w:u w:val="single"/>
-          </w:rPr>
-          <w:t>13:32–38</w:t>
-        </w:r>
-      </w:hyperlink>
+      <w:r>
+        <w:rPr>
+          <w:lang w:val="ru_RU" w:bidi="ru_RU"/>
+        </w:rPr>
+        <w:t>13:32–38</w:t>
+      </w:r>
       <w:r>
         <w:rPr>
           <w:lang w:val="ru_RU" w:bidi="ru_RU"/>
         </w:rPr>
         <w:t xml:space="preserve">; </w:t>
       </w:r>
-      <w:hyperlink r:id="rId140">
-        <w:r>
-          <w:rPr>
-            <w:lang w:val="ru_RU" w:bidi="ru_RU"/>
-          </w:rPr>
-          <w:rPr>
-            <w:color w:val="0000EE"/>
-            <w:u w:val="single"/>
-          </w:rPr>
-          <w:t>Рим.15:3</w:t>
-        </w:r>
-      </w:hyperlink>
+      <w:r>
+        <w:rPr>
+          <w:lang w:val="ru_RU" w:bidi="ru_RU"/>
+        </w:rPr>
+        <w:t>Рим.15:3</w:t>
+      </w:r>
       <w:r>
         <w:rPr>
           <w:lang w:val="ru_RU" w:bidi="ru_RU"/>
         </w:rPr>
         <w:t xml:space="preserve">; </w:t>
       </w:r>
-      <w:hyperlink r:id="rId141">
-        <w:r>
-          <w:rPr>
-            <w:lang w:val="ru_RU" w:bidi="ru_RU"/>
-          </w:rPr>
-          <w:rPr>
-            <w:color w:val="0000EE"/>
-            <w:u w:val="single"/>
-          </w:rPr>
-          <w:t>1Кор.15:25–27</w:t>
-        </w:r>
-      </w:hyperlink>
+      <w:r>
+        <w:rPr>
+          <w:lang w:val="ru_RU" w:bidi="ru_RU"/>
+        </w:rPr>
+        <w:t>1Кор.15:25–27</w:t>
+      </w:r>
       <w:r>
         <w:rPr>
           <w:lang w:val="ru_RU" w:bidi="ru_RU"/>
         </w:rPr>
         <w:t xml:space="preserve">; </w:t>
       </w:r>
-      <w:hyperlink r:id="rId142">
-        <w:r>
-          <w:rPr>
-            <w:lang w:val="ru_RU" w:bidi="ru_RU"/>
-          </w:rPr>
-          <w:rPr>
-            <w:color w:val="0000EE"/>
-            <w:u w:val="single"/>
-          </w:rPr>
-          <w:t>Еф.4:7–10</w:t>
-        </w:r>
-      </w:hyperlink>
+      <w:r>
+        <w:rPr>
+          <w:lang w:val="ru_RU" w:bidi="ru_RU"/>
+        </w:rPr>
+        <w:t>Еф.4:7–10</w:t>
+      </w:r>
       <w:r>
         <w:rPr>
           <w:lang w:val="ru_RU" w:bidi="ru_RU"/>
         </w:rPr>
         <w:t xml:space="preserve">; </w:t>
       </w:r>
-      <w:hyperlink r:id="rId143">
-        <w:r>
-          <w:rPr>
-            <w:lang w:val="ru_RU" w:bidi="ru_RU"/>
-          </w:rPr>
-          <w:rPr>
-            <w:color w:val="0000EE"/>
-            <w:u w:val="single"/>
-          </w:rPr>
-          <w:t>1Пет.2:7</w:t>
-        </w:r>
-      </w:hyperlink>
+      <w:r>
+        <w:rPr>
+          <w:lang w:val="ru_RU" w:bidi="ru_RU"/>
+        </w:rPr>
+        <w:t>1Пет.2:7</w:t>
+      </w:r>
       <w:r>
         <w:rPr>
           <w:lang w:val="ru_RU" w:bidi="ru_RU"/>
@@ -4922,18 +3728,12 @@
         </w:rPr>
         <w:t xml:space="preserve"> (</w:t>
       </w:r>
-      <w:hyperlink r:id="rId14">
-        <w:r>
-          <w:rPr>
-            <w:lang w:val="ru_RU" w:bidi="ru_RU"/>
-          </w:rPr>
-          <w:rPr>
-            <w:color w:val="0000EE"/>
-            <w:u w:val="single"/>
-          </w:rPr>
-          <w:t>Пс.1</w:t>
-        </w:r>
-      </w:hyperlink>
+      <w:r>
+        <w:rPr>
+          <w:lang w:val="ru_RU" w:bidi="ru_RU"/>
+        </w:rPr>
+        <w:t>Пс.1</w:t>
+      </w:r>
       <w:r>
         <w:rPr>
           <w:lang w:val="ru_RU" w:bidi="ru_RU"/>
@@ -4952,18 +3752,12 @@
         </w:rPr>
         <w:t xml:space="preserve"> (</w:t>
       </w:r>
-      <w:hyperlink r:id="rId15">
-        <w:r>
-          <w:rPr>
-            <w:lang w:val="ru_RU" w:bidi="ru_RU"/>
-          </w:rPr>
-          <w:rPr>
-            <w:color w:val="0000EE"/>
-            <w:u w:val="single"/>
-          </w:rPr>
-          <w:t>Пс.2</w:t>
-        </w:r>
-      </w:hyperlink>
+      <w:r>
+        <w:rPr>
+          <w:lang w:val="ru_RU" w:bidi="ru_RU"/>
+        </w:rPr>
+        <w:t>Пс.2</w:t>
+      </w:r>
       <w:r>
         <w:rPr>
           <w:lang w:val="ru_RU" w:bidi="ru_RU"/>
